--- a/data/concession-rostov/П7_Плата_концедента_КС_РО1000+264_v8.docx
+++ b/data/concession-rostov/П7_Плата_концедента_КС_РО1000+264_v8.docx
@@ -1,6 +1,6 @@
 
 <file path=word/document.xml><?xml version="1.0" encoding="utf-8"?>
-<w:document xmlns:wpc="http://schemas.microsoft.com/office/word/2010/wordprocessingCanvas" xmlns:mc="http://schemas.openxmlformats.org/markup-compatibility/2006" xmlns:o="urn:schemas-microsoft-com:office:office" xmlns:r="http://schemas.openxmlformats.org/officeDocument/2006/relationships" xmlns:m="http://schemas.openxmlformats.org/officeDocument/2006/math" xmlns:v="urn:schemas-microsoft-com:vml" xmlns:wp14="http://schemas.microsoft.com/office/word/2010/wordprocessingDrawing" xmlns:wp="http://schemas.openxmlformats.org/drawingml/2006/wordprocessingDrawing" xmlns:w10="urn:schemas-microsoft-com:office:word" xmlns:w="http://schemas.openxmlformats.org/wordprocessingml/2006/main" xmlns:w14="http://schemas.microsoft.com/office/word/2010/wordml" xmlns:w15="http://schemas.microsoft.com/office/word/2012/wordml" xmlns:wpg="http://schemas.microsoft.com/office/word/2010/wordprocessingGroup" xmlns:wpi="http://schemas.microsoft.com/office/word/2010/wordprocessingInk" xmlns:wne="http://schemas.microsoft.com/office/word/2006/wordml" xmlns:wps="http://schemas.microsoft.com/office/word/2010/wordprocessingShape" mc:Ignorable="w14 w15 wp14">
+<w:document xmlns:wpc="http://schemas.microsoft.com/office/word/2010/wordprocessingCanvas" xmlns:cx="http://schemas.microsoft.com/office/drawing/2014/chartex" xmlns:cx1="http://schemas.microsoft.com/office/drawing/2015/9/8/chartex" xmlns:cx2="http://schemas.microsoft.com/office/drawing/2015/10/21/chartex" xmlns:cx3="http://schemas.microsoft.com/office/drawing/2016/5/9/chartex" xmlns:cx4="http://schemas.microsoft.com/office/drawing/2016/5/10/chartex" xmlns:cx5="http://schemas.microsoft.com/office/drawing/2016/5/11/chartex" xmlns:cx6="http://schemas.microsoft.com/office/drawing/2016/5/12/chartex" xmlns:cx7="http://schemas.microsoft.com/office/drawing/2016/5/13/chartex" xmlns:cx8="http://schemas.microsoft.com/office/drawing/2016/5/14/chartex" xmlns:mc="http://schemas.openxmlformats.org/markup-compatibility/2006" xmlns:aink="http://schemas.microsoft.com/office/drawing/2016/ink" xmlns:am3d="http://schemas.microsoft.com/office/drawing/2017/model3d" xmlns:o="urn:schemas-microsoft-com:office:office" xmlns:oel="http://schemas.microsoft.com/office/2019/extlst" xmlns:r="http://schemas.openxmlformats.org/officeDocument/2006/relationships" xmlns:m="http://schemas.openxmlformats.org/officeDocument/2006/math" xmlns:v="urn:schemas-microsoft-com:vml" xmlns:wp14="http://schemas.microsoft.com/office/word/2010/wordprocessingDrawing" xmlns:wp="http://schemas.openxmlformats.org/drawingml/2006/wordprocessingDrawing" xmlns:w10="urn:schemas-microsoft-com:office:word" xmlns:w="http://schemas.openxmlformats.org/wordprocessingml/2006/main" xmlns:w14="http://schemas.microsoft.com/office/word/2010/wordml" xmlns:w15="http://schemas.microsoft.com/office/word/2012/wordml" xmlns:w16cex="http://schemas.microsoft.com/office/word/2018/wordml/cex" xmlns:w16cid="http://schemas.microsoft.com/office/word/2016/wordml/cid" xmlns:w16="http://schemas.microsoft.com/office/word/2018/wordml" xmlns:w16du="http://schemas.microsoft.com/office/word/2023/wordml/word16du" xmlns:w16sdtdh="http://schemas.microsoft.com/office/word/2020/wordml/sdtdatahash" xmlns:w16sdtfl="http://schemas.microsoft.com/office/word/2024/wordml/sdtformatlock" xmlns:w16se="http://schemas.microsoft.com/office/word/2015/wordml/symex" xmlns:wpg="http://schemas.microsoft.com/office/word/2010/wordprocessingGroup" xmlns:wpi="http://schemas.microsoft.com/office/word/2010/wordprocessingInk" xmlns:wne="http://schemas.microsoft.com/office/word/2006/wordml" xmlns:wps="http://schemas.microsoft.com/office/word/2010/wordprocessingShape" mc:Ignorable="w14 w15 w16se w16cid w16 w16cex w16sdtdh w16sdtfl w16du wp14">
   <w:body>
     <w:p>
       <w:pPr>
@@ -153,10 +153,6 @@
       <w:pPr>
         <w:pStyle w:val="11"/>
         <w:widowControl w:val="0"/>
-        <w:numPr>
-          <w:ilvl w:val="0"/>
-          <w:numId w:val="1"/>
-        </w:numPr>
         <w:autoSpaceDE w:val="0"/>
         <w:autoSpaceDN w:val="0"/>
         <w:adjustRightInd w:val="0"/>
@@ -177,7 +173,24 @@
           <w:sz w:val="24"/>
           <w:szCs w:val="24"/>
         </w:rPr>
-        <w:lastRenderedPageBreak/>
+        <w:t>1.</w:t>
+      </w:r>
+      <w:r>
+        <w:rPr>
+          <w:rFonts w:ascii="Times New Roman" w:hAnsi="Times New Roman" w:cs="Times New Roman"/>
+          <w:b/>
+          <w:sz w:val="24"/>
+          <w:szCs w:val="24"/>
+        </w:rPr>
+        <w:tab/>
+      </w:r>
+      <w:r>
+        <w:rPr>
+          <w:rFonts w:ascii="Times New Roman" w:hAnsi="Times New Roman" w:cs="Times New Roman"/>
+          <w:b/>
+          <w:sz w:val="24"/>
+          <w:szCs w:val="24"/>
+        </w:rPr>
         <w:t>Общие положения</w:t>
       </w:r>
     </w:p>
@@ -185,10 +198,6 @@
       <w:pPr>
         <w:pStyle w:val="11"/>
         <w:widowControl w:val="0"/>
-        <w:numPr>
-          <w:ilvl w:val="1"/>
-          <w:numId w:val="1"/>
-        </w:numPr>
         <w:autoSpaceDE w:val="0"/>
         <w:autoSpaceDN w:val="0"/>
         <w:adjustRightInd w:val="0"/>
@@ -207,6 +216,22 @@
           <w:sz w:val="24"/>
           <w:szCs w:val="24"/>
         </w:rPr>
+        <w:t>1.1.</w:t>
+      </w:r>
+      <w:r>
+        <w:rPr>
+          <w:rFonts w:ascii="Times New Roman" w:hAnsi="Times New Roman" w:cs="Times New Roman"/>
+          <w:sz w:val="24"/>
+          <w:szCs w:val="24"/>
+        </w:rPr>
+        <w:tab/>
+      </w:r>
+      <w:r>
+        <w:rPr>
+          <w:rFonts w:ascii="Times New Roman" w:hAnsi="Times New Roman" w:cs="Times New Roman"/>
+          <w:sz w:val="24"/>
+          <w:szCs w:val="24"/>
+        </w:rPr>
         <w:t xml:space="preserve">Настоящее Приложение определяет порядок </w:t>
       </w:r>
       <w:r>
@@ -223,25 +248,7 @@
           <w:sz w:val="24"/>
           <w:szCs w:val="24"/>
         </w:rPr>
-        <w:t xml:space="preserve"> Платы </w:t>
-      </w:r>
-      <w:proofErr w:type="spellStart"/>
-      <w:r>
-        <w:rPr>
-          <w:rFonts w:ascii="Times New Roman" w:hAnsi="Times New Roman" w:cs="Times New Roman"/>
-          <w:sz w:val="24"/>
-          <w:szCs w:val="24"/>
-        </w:rPr>
-        <w:t>Концедента</w:t>
-      </w:r>
-      <w:proofErr w:type="spellEnd"/>
-      <w:r>
-        <w:rPr>
-          <w:rFonts w:ascii="Times New Roman" w:hAnsi="Times New Roman" w:cs="Times New Roman"/>
-          <w:sz w:val="24"/>
-          <w:szCs w:val="24"/>
-        </w:rPr>
-        <w:t xml:space="preserve"> в</w:t>
+        <w:t xml:space="preserve"> Платы Концедента в</w:t>
       </w:r>
       <w:r>
         <w:rPr>
@@ -288,10 +295,6 @@
       <w:pPr>
         <w:pStyle w:val="11"/>
         <w:widowControl w:val="0"/>
-        <w:numPr>
-          <w:ilvl w:val="1"/>
-          <w:numId w:val="1"/>
-        </w:numPr>
         <w:autoSpaceDE w:val="0"/>
         <w:autoSpaceDN w:val="0"/>
         <w:adjustRightInd w:val="0"/>
@@ -310,6 +313,22 @@
           <w:sz w:val="24"/>
           <w:szCs w:val="24"/>
         </w:rPr>
+        <w:t>1.2.</w:t>
+      </w:r>
+      <w:r>
+        <w:rPr>
+          <w:rFonts w:ascii="Times New Roman" w:hAnsi="Times New Roman" w:cs="Times New Roman"/>
+          <w:sz w:val="24"/>
+          <w:szCs w:val="24"/>
+        </w:rPr>
+        <w:tab/>
+      </w:r>
+      <w:r>
+        <w:rPr>
+          <w:rFonts w:ascii="Times New Roman" w:hAnsi="Times New Roman" w:cs="Times New Roman"/>
+          <w:sz w:val="24"/>
+          <w:szCs w:val="24"/>
+        </w:rPr>
         <w:t xml:space="preserve">Термины, используемые в настоящем Приложении к Соглашению с заглавной буквы, имеют значение, указанное в Соглашении и Приложении № 1 к Соглашению, если настоящим </w:t>
       </w:r>
       <w:r>
@@ -349,10 +368,6 @@
       <w:pPr>
         <w:pStyle w:val="11"/>
         <w:widowControl w:val="0"/>
-        <w:numPr>
-          <w:ilvl w:val="1"/>
-          <w:numId w:val="1"/>
-        </w:numPr>
         <w:autoSpaceDE w:val="0"/>
         <w:autoSpaceDN w:val="0"/>
         <w:adjustRightInd w:val="0"/>
@@ -371,6 +386,22 @@
           <w:sz w:val="24"/>
           <w:szCs w:val="24"/>
         </w:rPr>
+        <w:t>1.3.</w:t>
+      </w:r>
+      <w:r>
+        <w:rPr>
+          <w:rFonts w:ascii="Times New Roman" w:hAnsi="Times New Roman" w:cs="Times New Roman"/>
+          <w:sz w:val="24"/>
+          <w:szCs w:val="24"/>
+        </w:rPr>
+        <w:tab/>
+      </w:r>
+      <w:r>
+        <w:rPr>
+          <w:rFonts w:ascii="Times New Roman" w:hAnsi="Times New Roman" w:cs="Times New Roman"/>
+          <w:sz w:val="24"/>
+          <w:szCs w:val="24"/>
+        </w:rPr>
         <w:t>Если не указано иное, ссылки на пункты в настоящем Приложении к Соглашению являются ссылками на пункты настоящего Приложения.</w:t>
       </w:r>
     </w:p>
@@ -378,10 +409,6 @@
       <w:pPr>
         <w:pStyle w:val="11"/>
         <w:widowControl w:val="0"/>
-        <w:numPr>
-          <w:ilvl w:val="1"/>
-          <w:numId w:val="1"/>
-        </w:numPr>
         <w:autoSpaceDE w:val="0"/>
         <w:autoSpaceDN w:val="0"/>
         <w:adjustRightInd w:val="0"/>
@@ -400,25 +427,23 @@
           <w:sz w:val="24"/>
           <w:szCs w:val="24"/>
         </w:rPr>
-        <w:t xml:space="preserve">Плата </w:t>
-      </w:r>
-      <w:proofErr w:type="spellStart"/>
-      <w:r>
-        <w:rPr>
-          <w:rFonts w:ascii="Times New Roman" w:hAnsi="Times New Roman" w:cs="Times New Roman"/>
-          <w:sz w:val="24"/>
-          <w:szCs w:val="24"/>
-        </w:rPr>
-        <w:t>Концедента</w:t>
-      </w:r>
-      <w:proofErr w:type="spellEnd"/>
-      <w:r>
-        <w:rPr>
-          <w:rFonts w:ascii="Times New Roman" w:hAnsi="Times New Roman" w:cs="Times New Roman"/>
-          <w:sz w:val="24"/>
-          <w:szCs w:val="24"/>
-        </w:rPr>
-        <w:t xml:space="preserve"> является регулярным обязательным платежом в форме финансового обеспечения на этапе Эксплуатации Объекта Соглашения расходов Концессионера на создание и (или) </w:t>
+        <w:t>1.4.</w:t>
+      </w:r>
+      <w:r>
+        <w:rPr>
+          <w:rFonts w:ascii="Times New Roman" w:hAnsi="Times New Roman" w:cs="Times New Roman"/>
+          <w:sz w:val="24"/>
+          <w:szCs w:val="24"/>
+        </w:rPr>
+        <w:tab/>
+      </w:r>
+      <w:r>
+        <w:rPr>
+          <w:rFonts w:ascii="Times New Roman" w:hAnsi="Times New Roman" w:cs="Times New Roman"/>
+          <w:sz w:val="24"/>
+          <w:szCs w:val="24"/>
+        </w:rPr>
+        <w:t xml:space="preserve">Плата Концедента является регулярным обязательным платежом в форме финансового обеспечения на этапе Эксплуатации Объекта Соглашения расходов Концессионера на создание и (или) </w:t>
       </w:r>
       <w:r>
         <w:rPr>
@@ -434,43 +459,15 @@
           <w:sz w:val="24"/>
           <w:szCs w:val="24"/>
         </w:rPr>
-        <w:t xml:space="preserve">Объекта Соглашения, эксплуатацию Объекта Соглашения и Имущества </w:t>
-      </w:r>
-      <w:proofErr w:type="spellStart"/>
-      <w:r>
-        <w:rPr>
-          <w:rFonts w:ascii="Times New Roman" w:hAnsi="Times New Roman" w:cs="Times New Roman"/>
-          <w:sz w:val="24"/>
-          <w:szCs w:val="24"/>
-        </w:rPr>
-        <w:t>Концедента</w:t>
-      </w:r>
-      <w:proofErr w:type="spellEnd"/>
-      <w:r>
-        <w:rPr>
-          <w:rFonts w:ascii="Times New Roman" w:hAnsi="Times New Roman" w:cs="Times New Roman"/>
-          <w:sz w:val="24"/>
-          <w:szCs w:val="24"/>
-        </w:rPr>
-        <w:t xml:space="preserve"> (если такое имущество передается </w:t>
-      </w:r>
-      <w:proofErr w:type="spellStart"/>
-      <w:r>
-        <w:rPr>
-          <w:rFonts w:ascii="Times New Roman" w:hAnsi="Times New Roman" w:cs="Times New Roman"/>
-          <w:sz w:val="24"/>
-          <w:szCs w:val="24"/>
-        </w:rPr>
-        <w:t>Концедентом</w:t>
-      </w:r>
-      <w:proofErr w:type="spellEnd"/>
-      <w:r>
-        <w:rPr>
-          <w:rFonts w:ascii="Times New Roman" w:hAnsi="Times New Roman" w:cs="Times New Roman"/>
-          <w:sz w:val="24"/>
-          <w:szCs w:val="24"/>
-        </w:rPr>
-        <w:t xml:space="preserve"> Концессионеру)</w:t>
+        <w:t>Объекта Соглашения, эксплуатацию Объекта Соглашения и Имущества Концедента</w:t>
+      </w:r>
+      <w:r>
+        <w:rPr>
+          <w:rFonts w:ascii="Times New Roman" w:hAnsi="Times New Roman" w:cs="Times New Roman"/>
+          <w:sz w:val="24"/>
+          <w:szCs w:val="24"/>
+        </w:rPr>
+        <w:t xml:space="preserve"> (если такое имущество передается Концедентом Концессионеру)</w:t>
       </w:r>
       <w:r>
         <w:rPr>
@@ -493,10 +490,6 @@
       <w:pPr>
         <w:pStyle w:val="11"/>
         <w:widowControl w:val="0"/>
-        <w:numPr>
-          <w:ilvl w:val="1"/>
-          <w:numId w:val="1"/>
-        </w:numPr>
         <w:autoSpaceDE w:val="0"/>
         <w:autoSpaceDN w:val="0"/>
         <w:adjustRightInd w:val="0"/>
@@ -515,25 +508,23 @@
           <w:sz w:val="24"/>
           <w:szCs w:val="24"/>
         </w:rPr>
-        <w:t xml:space="preserve">При этом предельный размер Платы </w:t>
-      </w:r>
-      <w:proofErr w:type="spellStart"/>
-      <w:r>
-        <w:rPr>
-          <w:rFonts w:ascii="Times New Roman" w:hAnsi="Times New Roman" w:cs="Times New Roman"/>
-          <w:sz w:val="24"/>
-          <w:szCs w:val="24"/>
-        </w:rPr>
-        <w:t>Концедента</w:t>
-      </w:r>
-      <w:proofErr w:type="spellEnd"/>
-      <w:r>
-        <w:rPr>
-          <w:rFonts w:ascii="Times New Roman" w:hAnsi="Times New Roman" w:cs="Times New Roman"/>
-          <w:sz w:val="24"/>
-          <w:szCs w:val="24"/>
-        </w:rPr>
-        <w:t xml:space="preserve"> не должен превышать расходов Концессионера на создание и (или) </w:t>
+        <w:t>1.5.</w:t>
+      </w:r>
+      <w:r>
+        <w:rPr>
+          <w:rFonts w:ascii="Times New Roman" w:hAnsi="Times New Roman" w:cs="Times New Roman"/>
+          <w:sz w:val="24"/>
+          <w:szCs w:val="24"/>
+        </w:rPr>
+        <w:tab/>
+      </w:r>
+      <w:r>
+        <w:rPr>
+          <w:rFonts w:ascii="Times New Roman" w:hAnsi="Times New Roman" w:cs="Times New Roman"/>
+          <w:sz w:val="24"/>
+          <w:szCs w:val="24"/>
+        </w:rPr>
+        <w:t xml:space="preserve">При этом предельный размер Платы Концедента не должен превышать расходов Концессионера на создание и (или) </w:t>
       </w:r>
       <w:r>
         <w:rPr>
@@ -549,53 +540,13 @@
           <w:sz w:val="24"/>
           <w:szCs w:val="24"/>
         </w:rPr>
-        <w:t xml:space="preserve">Объекта Соглашения, эксплуатацию Объекта Соглашения и Имущества </w:t>
-      </w:r>
-      <w:proofErr w:type="spellStart"/>
-      <w:r>
-        <w:rPr>
-          <w:rFonts w:ascii="Times New Roman" w:hAnsi="Times New Roman" w:cs="Times New Roman"/>
-          <w:sz w:val="24"/>
-          <w:szCs w:val="24"/>
-        </w:rPr>
-        <w:t>Концедента</w:t>
-      </w:r>
-      <w:proofErr w:type="spellEnd"/>
-      <w:r>
-        <w:rPr>
-          <w:rFonts w:ascii="Times New Roman" w:hAnsi="Times New Roman" w:cs="Times New Roman"/>
-          <w:sz w:val="24"/>
-          <w:szCs w:val="24"/>
-        </w:rPr>
-        <w:t xml:space="preserve"> (если такое имущество передается </w:t>
-      </w:r>
-      <w:proofErr w:type="spellStart"/>
-      <w:r>
-        <w:rPr>
-          <w:rFonts w:ascii="Times New Roman" w:hAnsi="Times New Roman" w:cs="Times New Roman"/>
-          <w:sz w:val="24"/>
-          <w:szCs w:val="24"/>
-        </w:rPr>
-        <w:t>Концедентом</w:t>
-      </w:r>
-      <w:proofErr w:type="spellEnd"/>
-      <w:r>
-        <w:rPr>
-          <w:rFonts w:ascii="Times New Roman" w:hAnsi="Times New Roman" w:cs="Times New Roman"/>
-          <w:sz w:val="24"/>
-          <w:szCs w:val="24"/>
-        </w:rPr>
-        <w:t xml:space="preserve"> Концессионеру), в том числе на техническое обслуживание Объекта Соглашения.</w:t>
+        <w:t>Объекта Соглашения, эксплуатацию Объекта Соглашения и Имущества Концедента (если такое имущество передается Концедентом Концессионеру), в том числе на техническое обслуживание Объекта Соглашения.</w:t>
       </w:r>
     </w:p>
     <w:p>
       <w:pPr>
         <w:pStyle w:val="11"/>
         <w:widowControl w:val="0"/>
-        <w:numPr>
-          <w:ilvl w:val="1"/>
-          <w:numId w:val="1"/>
-        </w:numPr>
         <w:autoSpaceDE w:val="0"/>
         <w:autoSpaceDN w:val="0"/>
         <w:adjustRightInd w:val="0"/>
@@ -608,6 +559,22 @@
           <w:szCs w:val="24"/>
         </w:rPr>
       </w:pPr>
+      <w:r>
+        <w:rPr>
+          <w:rFonts w:ascii="Times New Roman" w:hAnsi="Times New Roman" w:cs="Times New Roman"/>
+          <w:sz w:val="24"/>
+          <w:szCs w:val="24"/>
+        </w:rPr>
+        <w:t>1.6.</w:t>
+      </w:r>
+      <w:r>
+        <w:rPr>
+          <w:rFonts w:ascii="Times New Roman" w:hAnsi="Times New Roman" w:cs="Times New Roman"/>
+          <w:sz w:val="24"/>
+          <w:szCs w:val="24"/>
+        </w:rPr>
+        <w:tab/>
+      </w:r>
       <w:r>
         <w:rPr>
           <w:rFonts w:ascii="Times New Roman" w:hAnsi="Times New Roman" w:cs="Times New Roman"/>
@@ -655,10 +622,6 @@
       <w:pPr>
         <w:pStyle w:val="11"/>
         <w:widowControl w:val="0"/>
-        <w:numPr>
-          <w:ilvl w:val="0"/>
-          <w:numId w:val="1"/>
-        </w:numPr>
         <w:autoSpaceDE w:val="0"/>
         <w:autoSpaceDN w:val="0"/>
         <w:adjustRightInd w:val="0"/>
@@ -678,9 +641,8 @@
           <w:sz w:val="24"/>
           <w:szCs w:val="24"/>
         </w:rPr>
-        <w:t xml:space="preserve">Порядок расчета Платы </w:t>
-      </w:r>
-      <w:proofErr w:type="spellStart"/>
+        <w:t>2.</w:t>
+      </w:r>
       <w:r>
         <w:rPr>
           <w:rFonts w:ascii="Times New Roman" w:hAnsi="Times New Roman" w:cs="Times New Roman"/>
@@ -688,18 +650,22 @@
           <w:sz w:val="24"/>
           <w:szCs w:val="24"/>
         </w:rPr>
-        <w:t>Концедента</w:t>
-      </w:r>
-      <w:proofErr w:type="spellEnd"/>
+        <w:tab/>
+      </w:r>
+      <w:r>
+        <w:rPr>
+          <w:rFonts w:ascii="Times New Roman" w:hAnsi="Times New Roman" w:cs="Times New Roman"/>
+          <w:b/>
+          <w:sz w:val="24"/>
+          <w:szCs w:val="24"/>
+        </w:rPr>
+        <w:t>Порядок расчета Платы Концедента</w:t>
+      </w:r>
     </w:p>
     <w:p>
       <w:pPr>
         <w:pStyle w:val="11"/>
         <w:widowControl w:val="0"/>
-        <w:numPr>
-          <w:ilvl w:val="1"/>
-          <w:numId w:val="1"/>
-        </w:numPr>
         <w:autoSpaceDE w:val="0"/>
         <w:autoSpaceDN w:val="0"/>
         <w:adjustRightInd w:val="0"/>
@@ -718,25 +684,23 @@
           <w:sz w:val="24"/>
           <w:szCs w:val="24"/>
         </w:rPr>
-        <w:t xml:space="preserve">Плата </w:t>
-      </w:r>
-      <w:proofErr w:type="spellStart"/>
-      <w:r>
-        <w:rPr>
-          <w:rFonts w:ascii="Times New Roman" w:hAnsi="Times New Roman" w:cs="Times New Roman"/>
-          <w:sz w:val="24"/>
-          <w:szCs w:val="24"/>
-        </w:rPr>
-        <w:t>Концедента</w:t>
-      </w:r>
-      <w:proofErr w:type="spellEnd"/>
-      <w:r>
-        <w:rPr>
-          <w:rFonts w:ascii="Times New Roman" w:hAnsi="Times New Roman" w:cs="Times New Roman"/>
-          <w:sz w:val="24"/>
-          <w:szCs w:val="24"/>
-        </w:rPr>
-        <w:t xml:space="preserve"> не разделяется на части,</w:t>
+        <w:t>2.1.</w:t>
+      </w:r>
+      <w:r>
+        <w:rPr>
+          <w:rFonts w:ascii="Times New Roman" w:hAnsi="Times New Roman" w:cs="Times New Roman"/>
+          <w:sz w:val="24"/>
+          <w:szCs w:val="24"/>
+        </w:rPr>
+        <w:tab/>
+      </w:r>
+      <w:r>
+        <w:rPr>
+          <w:rFonts w:ascii="Times New Roman" w:hAnsi="Times New Roman" w:cs="Times New Roman"/>
+          <w:sz w:val="24"/>
+          <w:szCs w:val="24"/>
+        </w:rPr>
+        <w:t>Плата Концедента не разделяется на части,</w:t>
       </w:r>
       <w:r>
         <w:rPr>
@@ -775,10 +739,6 @@
       <w:pPr>
         <w:pStyle w:val="11"/>
         <w:widowControl w:val="0"/>
-        <w:numPr>
-          <w:ilvl w:val="1"/>
-          <w:numId w:val="1"/>
-        </w:numPr>
         <w:autoSpaceDE w:val="0"/>
         <w:autoSpaceDN w:val="0"/>
         <w:adjustRightInd w:val="0"/>
@@ -797,25 +757,23 @@
           <w:sz w:val="24"/>
           <w:szCs w:val="24"/>
         </w:rPr>
-        <w:t xml:space="preserve">Плата </w:t>
-      </w:r>
-      <w:proofErr w:type="spellStart"/>
-      <w:r>
-        <w:rPr>
-          <w:rFonts w:ascii="Times New Roman" w:hAnsi="Times New Roman" w:cs="Times New Roman"/>
-          <w:sz w:val="24"/>
-          <w:szCs w:val="24"/>
-        </w:rPr>
-        <w:t>Концедента</w:t>
-      </w:r>
-      <w:proofErr w:type="spellEnd"/>
-      <w:r>
-        <w:rPr>
-          <w:rFonts w:ascii="Times New Roman" w:hAnsi="Times New Roman" w:cs="Times New Roman"/>
-          <w:sz w:val="24"/>
-          <w:szCs w:val="24"/>
-        </w:rPr>
-        <w:t xml:space="preserve"> за отчётный квартал рассчитывается по формуле:</w:t>
+        <w:t>2.2.</w:t>
+      </w:r>
+      <w:r>
+        <w:rPr>
+          <w:rFonts w:ascii="Times New Roman" w:hAnsi="Times New Roman" w:cs="Times New Roman"/>
+          <w:sz w:val="24"/>
+          <w:szCs w:val="24"/>
+        </w:rPr>
+        <w:tab/>
+      </w:r>
+      <w:r>
+        <w:rPr>
+          <w:rFonts w:ascii="Times New Roman" w:hAnsi="Times New Roman" w:cs="Times New Roman"/>
+          <w:sz w:val="24"/>
+          <w:szCs w:val="24"/>
+        </w:rPr>
+        <w:t>Плата Концедента за отчётный квартал рассчитывается по формуле:</w:t>
       </w:r>
     </w:p>
     <w:p>
@@ -853,9 +811,8 @@
           <w:sz w:val="24"/>
           <w:szCs w:val="24"/>
         </w:rPr>
-        <w:t xml:space="preserve"> × </w:t>
-      </w:r>
-      <w:proofErr w:type="spellStart"/>
+        <w:t xml:space="preserve"> × ИПЦ</w:t>
+      </w:r>
       <w:r>
         <w:rPr>
           <w:rFonts w:ascii="Times New Roman" w:hAnsi="Times New Roman" w:cs="Times New Roman"/>
@@ -863,21 +820,10 @@
           <w:bCs/>
           <w:sz w:val="24"/>
           <w:szCs w:val="24"/>
-        </w:rPr>
-        <w:t>ИПЦ</w:t>
-      </w:r>
-      <w:r>
-        <w:rPr>
-          <w:rFonts w:ascii="Times New Roman" w:hAnsi="Times New Roman" w:cs="Times New Roman"/>
-          <w:b/>
-          <w:bCs/>
-          <w:sz w:val="24"/>
-          <w:szCs w:val="24"/>
           <w:vertAlign w:val="subscript"/>
         </w:rPr>
         <w:t>факт</w:t>
       </w:r>
-      <w:proofErr w:type="spellEnd"/>
       <w:r>
         <w:rPr>
           <w:rFonts w:ascii="Times New Roman" w:hAnsi="Times New Roman" w:cs="Times New Roman"/>
@@ -934,25 +880,7 @@
           <w:sz w:val="24"/>
           <w:szCs w:val="24"/>
         </w:rPr>
-        <w:t xml:space="preserve">ПК — сумма Платы </w:t>
-      </w:r>
-      <w:proofErr w:type="spellStart"/>
-      <w:r>
-        <w:rPr>
-          <w:rFonts w:ascii="Times New Roman" w:hAnsi="Times New Roman" w:cs="Times New Roman"/>
-          <w:sz w:val="24"/>
-          <w:szCs w:val="24"/>
-        </w:rPr>
-        <w:t>Концедента</w:t>
-      </w:r>
-      <w:proofErr w:type="spellEnd"/>
-      <w:r>
-        <w:rPr>
-          <w:rFonts w:ascii="Times New Roman" w:hAnsi="Times New Roman" w:cs="Times New Roman"/>
-          <w:sz w:val="24"/>
-          <w:szCs w:val="24"/>
-        </w:rPr>
-        <w:t xml:space="preserve"> за отчётный квартал;</w:t>
+        <w:t>ПК — сумма Платы Концедента за отчётный квартал;</w:t>
       </w:r>
     </w:p>
     <w:p>
@@ -1001,25 +929,7 @@
           <w:sz w:val="24"/>
           <w:szCs w:val="24"/>
         </w:rPr>
-        <w:t xml:space="preserve">, предоставленных </w:t>
-      </w:r>
-      <w:proofErr w:type="spellStart"/>
-      <w:r>
-        <w:rPr>
-          <w:rFonts w:ascii="Times New Roman" w:hAnsi="Times New Roman" w:cs="Times New Roman"/>
-          <w:sz w:val="24"/>
-          <w:szCs w:val="24"/>
-        </w:rPr>
-        <w:t>Концедентом</w:t>
-      </w:r>
-      <w:proofErr w:type="spellEnd"/>
-      <w:r>
-        <w:rPr>
-          <w:rFonts w:ascii="Times New Roman" w:hAnsi="Times New Roman" w:cs="Times New Roman"/>
-          <w:sz w:val="24"/>
-          <w:szCs w:val="24"/>
-        </w:rPr>
-        <w:t xml:space="preserve"> Концессионеру в порядке и срок</w:t>
+        <w:t>, предоставленных Концедентом Концессионеру в порядке и срок</w:t>
       </w:r>
       <w:r>
         <w:rPr>
@@ -1087,7 +997,6 @@
           <w:szCs w:val="24"/>
         </w:rPr>
       </w:pPr>
-      <w:proofErr w:type="spellStart"/>
       <w:r>
         <w:rPr>
           <w:rFonts w:ascii="Times New Roman" w:hAnsi="Times New Roman" w:cs="Times New Roman"/>
@@ -1107,19 +1016,7 @@
           <w:szCs w:val="24"/>
           <w:vertAlign w:val="subscript"/>
         </w:rPr>
-        <w:t>факт</w:t>
-      </w:r>
-      <w:proofErr w:type="spellEnd"/>
-      <w:r>
-        <w:rPr>
-          <w:rFonts w:ascii="Times New Roman" w:hAnsi="Times New Roman" w:cs="Times New Roman"/>
-          <w:b/>
-          <w:bCs/>
-          <w:sz w:val="24"/>
-          <w:szCs w:val="24"/>
-          <w:vertAlign w:val="subscript"/>
-        </w:rPr>
-        <w:t xml:space="preserve"> </w:t>
+        <w:t xml:space="preserve">факт </w:t>
       </w:r>
       <w:r>
         <w:rPr>
@@ -1152,16 +1049,7 @@
           <w:sz w:val="24"/>
           <w:szCs w:val="24"/>
         </w:rPr>
-        <w:t>Накопленный индекс потребительских цен с даты заключения Концессионного соглашения не может превышать 50</w:t>
-      </w:r>
-      <w:proofErr w:type="gramStart"/>
-      <w:r>
-        <w:rPr>
-          <w:rFonts w:ascii="Times New Roman" w:hAnsi="Times New Roman" w:cs="Times New Roman"/>
-          <w:sz w:val="24"/>
-          <w:szCs w:val="24"/>
-        </w:rPr>
-        <w:t xml:space="preserve">%  </w:t>
+        <w:t xml:space="preserve">Накопленный индекс потребительских цен с даты заключения Концессионного соглашения не может превышать 50%  </w:t>
       </w:r>
       <w:r>
         <w:rPr>
@@ -1169,25 +1057,7 @@
           <w:sz w:val="24"/>
           <w:szCs w:val="24"/>
         </w:rPr>
-        <w:t>средней</w:t>
-      </w:r>
-      <w:proofErr w:type="gramEnd"/>
-      <w:r>
-        <w:rPr>
-          <w:rFonts w:ascii="Times New Roman" w:eastAsia="Times New Roman" w:hAnsi="Times New Roman" w:cs="Times New Roman"/>
-          <w:sz w:val="24"/>
-          <w:szCs w:val="24"/>
-        </w:rPr>
-        <w:t xml:space="preserve"> суммы вынесенного постановления по делам об административных правонарушениях (ПАП), зафиксированного с </w:t>
-      </w:r>
-      <w:r>
-        <w:rPr>
-          <w:rFonts w:ascii="Times New Roman" w:eastAsia="Times New Roman" w:hAnsi="Times New Roman" w:cs="Times New Roman"/>
-          <w:sz w:val="24"/>
-          <w:szCs w:val="24"/>
-        </w:rPr>
-        <w:lastRenderedPageBreak/>
-        <w:t xml:space="preserve">помощью одного введенного в эксплуатацию комплекса ФВФ нарушений ПДД зафиксированных с помощью Объекта концессионного соглашения указанного в подпункте (е) пункта 2.1 </w:t>
+        <w:t xml:space="preserve">средней суммы вынесенного постановления по делам об административных правонарушениях (ПАП), зафиксированного с помощью одного введенного в эксплуатацию комплекса ФВФ нарушений ПДД зафиксированных с помощью Объекта концессионного соглашения указанного в подпункте (е) пункта 2.1 </w:t>
       </w:r>
       <w:r>
         <w:rPr>
@@ -1234,10 +1104,6 @@
       <w:pPr>
         <w:pStyle w:val="11"/>
         <w:widowControl w:val="0"/>
-        <w:numPr>
-          <w:ilvl w:val="1"/>
-          <w:numId w:val="1"/>
-        </w:numPr>
         <w:autoSpaceDE w:val="0"/>
         <w:autoSpaceDN w:val="0"/>
         <w:adjustRightInd w:val="0"/>
@@ -1256,25 +1122,23 @@
           <w:sz w:val="24"/>
           <w:szCs w:val="24"/>
         </w:rPr>
-        <w:t xml:space="preserve">В целях расчёта Платы </w:t>
-      </w:r>
-      <w:proofErr w:type="spellStart"/>
-      <w:r>
-        <w:rPr>
-          <w:rFonts w:ascii="Times New Roman" w:hAnsi="Times New Roman" w:cs="Times New Roman"/>
-          <w:sz w:val="24"/>
-          <w:szCs w:val="24"/>
-        </w:rPr>
-        <w:t>Концедента</w:t>
-      </w:r>
-      <w:proofErr w:type="spellEnd"/>
-      <w:r>
-        <w:rPr>
-          <w:rFonts w:ascii="Times New Roman" w:hAnsi="Times New Roman" w:cs="Times New Roman"/>
-          <w:sz w:val="24"/>
-          <w:szCs w:val="24"/>
-        </w:rPr>
-        <w:t xml:space="preserve"> стоимость одного ПАП составляет 310 (триста десять) рублей 00 копеек, включая налог на добавленную стоимость (НДС), из которых:</w:t>
+        <w:t>2.3.</w:t>
+      </w:r>
+      <w:r>
+        <w:rPr>
+          <w:rFonts w:ascii="Times New Roman" w:hAnsi="Times New Roman" w:cs="Times New Roman"/>
+          <w:sz w:val="24"/>
+          <w:szCs w:val="24"/>
+        </w:rPr>
+        <w:tab/>
+      </w:r>
+      <w:r>
+        <w:rPr>
+          <w:rFonts w:ascii="Times New Roman" w:hAnsi="Times New Roman" w:cs="Times New Roman"/>
+          <w:sz w:val="24"/>
+          <w:szCs w:val="24"/>
+        </w:rPr>
+        <w:t>В целях расчёта Платы Концедента стоимость одного ПАП составляет 310 (триста десять) рублей 00 копеек, включая налог на добавленную стоимость (НДС), из которых:</w:t>
       </w:r>
     </w:p>
     <w:p>
@@ -1349,25 +1213,7 @@
           <w:sz w:val="24"/>
           <w:szCs w:val="24"/>
         </w:rPr>
-        <w:t xml:space="preserve">Указанная стоимость определена исходя из финансово-экономических предпосылок проекта и отражает часть Платы </w:t>
-      </w:r>
-      <w:proofErr w:type="spellStart"/>
-      <w:r>
-        <w:rPr>
-          <w:rFonts w:ascii="Times New Roman" w:hAnsi="Times New Roman" w:cs="Times New Roman"/>
-          <w:sz w:val="24"/>
-          <w:szCs w:val="24"/>
-        </w:rPr>
-        <w:t>Концедента</w:t>
-      </w:r>
-      <w:proofErr w:type="spellEnd"/>
-      <w:r>
-        <w:rPr>
-          <w:rFonts w:ascii="Times New Roman" w:hAnsi="Times New Roman" w:cs="Times New Roman"/>
-          <w:sz w:val="24"/>
-          <w:szCs w:val="24"/>
-        </w:rPr>
-        <w:t xml:space="preserve">, направленную на возврат инвестиций и возмещение расходов Концессионера, связанных с </w:t>
+        <w:t xml:space="preserve">Указанная стоимость определена исходя из финансово-экономических предпосылок проекта и отражает часть Платы Концедента, направленную на возврат инвестиций и возмещение расходов Концессионера, связанных с </w:t>
       </w:r>
       <w:r>
         <w:rPr>
@@ -1423,10 +1269,6 @@
       <w:pPr>
         <w:pStyle w:val="11"/>
         <w:widowControl w:val="0"/>
-        <w:numPr>
-          <w:ilvl w:val="1"/>
-          <w:numId w:val="1"/>
-        </w:numPr>
         <w:autoSpaceDE w:val="0"/>
         <w:autoSpaceDN w:val="0"/>
         <w:adjustRightInd w:val="0"/>
@@ -1445,6 +1287,22 @@
           <w:sz w:val="24"/>
           <w:szCs w:val="24"/>
         </w:rPr>
+        <w:t>2.4.</w:t>
+      </w:r>
+      <w:r>
+        <w:rPr>
+          <w:rFonts w:ascii="Times New Roman" w:hAnsi="Times New Roman" w:cs="Times New Roman"/>
+          <w:sz w:val="24"/>
+          <w:szCs w:val="24"/>
+        </w:rPr>
+        <w:tab/>
+      </w:r>
+      <w:r>
+        <w:rPr>
+          <w:rFonts w:ascii="Times New Roman" w:hAnsi="Times New Roman" w:cs="Times New Roman"/>
+          <w:sz w:val="24"/>
+          <w:szCs w:val="24"/>
+        </w:rPr>
         <w:t>Плата</w:t>
       </w:r>
       <w:r>
@@ -1453,25 +1311,7 @@
           <w:sz w:val="24"/>
           <w:szCs w:val="24"/>
         </w:rPr>
-        <w:t xml:space="preserve"> </w:t>
-      </w:r>
-      <w:proofErr w:type="spellStart"/>
-      <w:r>
-        <w:rPr>
-          <w:rFonts w:ascii="Times New Roman" w:hAnsi="Times New Roman" w:cs="Times New Roman"/>
-          <w:sz w:val="24"/>
-          <w:szCs w:val="24"/>
-        </w:rPr>
-        <w:t>Концедента</w:t>
-      </w:r>
-      <w:proofErr w:type="spellEnd"/>
-      <w:r>
-        <w:rPr>
-          <w:rFonts w:ascii="Times New Roman" w:hAnsi="Times New Roman" w:cs="Times New Roman"/>
-          <w:sz w:val="24"/>
-          <w:szCs w:val="24"/>
-        </w:rPr>
-        <w:t xml:space="preserve"> выплачивается при обеспечении Концессионером </w:t>
+        <w:t xml:space="preserve"> Концедента выплачивается при обеспечении Концессионером </w:t>
       </w:r>
       <w:r>
         <w:rPr>
@@ -1558,10 +1398,6 @@
       <w:pPr>
         <w:pStyle w:val="11"/>
         <w:widowControl w:val="0"/>
-        <w:numPr>
-          <w:ilvl w:val="1"/>
-          <w:numId w:val="1"/>
-        </w:numPr>
         <w:autoSpaceDE w:val="0"/>
         <w:autoSpaceDN w:val="0"/>
         <w:adjustRightInd w:val="0"/>
@@ -1580,25 +1416,23 @@
           <w:sz w:val="24"/>
           <w:szCs w:val="24"/>
         </w:rPr>
-        <w:t xml:space="preserve">При </w:t>
-      </w:r>
-      <w:proofErr w:type="spellStart"/>
-      <w:r>
-        <w:rPr>
-          <w:rFonts w:ascii="Times New Roman" w:hAnsi="Times New Roman" w:cs="Times New Roman"/>
-          <w:sz w:val="24"/>
-          <w:szCs w:val="24"/>
-        </w:rPr>
-        <w:t>недостижении</w:t>
-      </w:r>
-      <w:proofErr w:type="spellEnd"/>
-      <w:r>
-        <w:rPr>
-          <w:rFonts w:ascii="Times New Roman" w:hAnsi="Times New Roman" w:cs="Times New Roman"/>
-          <w:sz w:val="24"/>
-          <w:szCs w:val="24"/>
-        </w:rPr>
-        <w:t xml:space="preserve"> базового уровня эксплуатационной доступности </w:t>
+        <w:t>2.5.</w:t>
+      </w:r>
+      <w:r>
+        <w:rPr>
+          <w:rFonts w:ascii="Times New Roman" w:hAnsi="Times New Roman" w:cs="Times New Roman"/>
+          <w:sz w:val="24"/>
+          <w:szCs w:val="24"/>
+        </w:rPr>
+        <w:tab/>
+      </w:r>
+      <w:r>
+        <w:rPr>
+          <w:rFonts w:ascii="Times New Roman" w:hAnsi="Times New Roman" w:cs="Times New Roman"/>
+          <w:sz w:val="24"/>
+          <w:szCs w:val="24"/>
+        </w:rPr>
+        <w:t xml:space="preserve">При недостижении базового уровня эксплуатационной доступности </w:t>
       </w:r>
       <w:r>
         <w:rPr>
@@ -1670,25 +1504,7 @@
           <w:sz w:val="24"/>
           <w:szCs w:val="24"/>
         </w:rPr>
-        <w:t xml:space="preserve"> </w:t>
-      </w:r>
-      <w:proofErr w:type="spellStart"/>
-      <w:r>
-        <w:rPr>
-          <w:rFonts w:ascii="Times New Roman" w:hAnsi="Times New Roman" w:cs="Times New Roman"/>
-          <w:sz w:val="24"/>
-          <w:szCs w:val="24"/>
-        </w:rPr>
-        <w:t>Концедента</w:t>
-      </w:r>
-      <w:proofErr w:type="spellEnd"/>
-      <w:r>
-        <w:rPr>
-          <w:rFonts w:ascii="Times New Roman" w:hAnsi="Times New Roman" w:cs="Times New Roman"/>
-          <w:sz w:val="24"/>
-          <w:szCs w:val="24"/>
-        </w:rPr>
-        <w:t xml:space="preserve"> уменьшается в соответствии с</w:t>
+        <w:t xml:space="preserve"> Концедента уменьшается в соответствии с</w:t>
       </w:r>
       <w:r>
         <w:rPr>
@@ -1756,28 +1572,13 @@
           <w:sz w:val="24"/>
           <w:szCs w:val="24"/>
         </w:rPr>
-        <w:t xml:space="preserve">Порядок выплаты Платы </w:t>
-      </w:r>
-      <w:proofErr w:type="spellStart"/>
-      <w:r>
-        <w:rPr>
-          <w:rFonts w:ascii="Times New Roman" w:hAnsi="Times New Roman" w:cs="Times New Roman"/>
-          <w:b/>
-          <w:sz w:val="24"/>
-          <w:szCs w:val="24"/>
-        </w:rPr>
-        <w:t>Концедента</w:t>
-      </w:r>
-      <w:proofErr w:type="spellEnd"/>
+        <w:t>Порядок выплаты Платы Концедента</w:t>
+      </w:r>
     </w:p>
     <w:p>
       <w:pPr>
         <w:pStyle w:val="11"/>
         <w:widowControl w:val="0"/>
-        <w:numPr>
-          <w:ilvl w:val="1"/>
-          <w:numId w:val="1"/>
-        </w:numPr>
         <w:autoSpaceDE w:val="0"/>
         <w:autoSpaceDN w:val="0"/>
         <w:adjustRightInd w:val="0"/>
@@ -1798,35 +1599,29 @@
           <w:sz w:val="24"/>
           <w:szCs w:val="24"/>
         </w:rPr>
-        <w:t xml:space="preserve">Плата </w:t>
-      </w:r>
-      <w:proofErr w:type="spellStart"/>
-      <w:r>
-        <w:rPr>
-          <w:rFonts w:ascii="Times New Roman" w:hAnsi="Times New Roman" w:cs="Times New Roman"/>
-          <w:sz w:val="24"/>
-          <w:szCs w:val="24"/>
-        </w:rPr>
-        <w:t>Концедента</w:t>
-      </w:r>
-      <w:proofErr w:type="spellEnd"/>
-      <w:r>
-        <w:rPr>
-          <w:rFonts w:ascii="Times New Roman" w:hAnsi="Times New Roman" w:cs="Times New Roman"/>
-          <w:sz w:val="24"/>
-          <w:szCs w:val="24"/>
-        </w:rPr>
-        <w:t xml:space="preserve"> рассчитывается за каждый Расчетный Период этапа Эксплуатации.</w:t>
+        <w:t>2.6.</w:t>
+      </w:r>
+      <w:r>
+        <w:rPr>
+          <w:rFonts w:ascii="Times New Roman" w:hAnsi="Times New Roman" w:cs="Times New Roman"/>
+          <w:sz w:val="24"/>
+          <w:szCs w:val="24"/>
+        </w:rPr>
+        <w:tab/>
+      </w:r>
+      <w:r>
+        <w:rPr>
+          <w:rFonts w:ascii="Times New Roman" w:hAnsi="Times New Roman" w:cs="Times New Roman"/>
+          <w:sz w:val="24"/>
+          <w:szCs w:val="24"/>
+        </w:rPr>
+        <w:t>Плата Концедента рассчитывается за каждый Расчетный Период этапа Эксплуатации.</w:t>
       </w:r>
     </w:p>
     <w:p>
       <w:pPr>
         <w:pStyle w:val="11"/>
         <w:widowControl w:val="0"/>
-        <w:numPr>
-          <w:ilvl w:val="1"/>
-          <w:numId w:val="1"/>
-        </w:numPr>
         <w:autoSpaceDE w:val="0"/>
         <w:autoSpaceDN w:val="0"/>
         <w:adjustRightInd w:val="0"/>
@@ -1846,25 +1641,23 @@
           <w:sz w:val="24"/>
           <w:szCs w:val="24"/>
         </w:rPr>
-        <w:t xml:space="preserve">Выплата Платы </w:t>
-      </w:r>
-      <w:proofErr w:type="spellStart"/>
-      <w:r>
-        <w:rPr>
-          <w:rFonts w:ascii="Times New Roman" w:hAnsi="Times New Roman" w:cs="Times New Roman"/>
-          <w:sz w:val="24"/>
-          <w:szCs w:val="24"/>
-        </w:rPr>
-        <w:t>Концедента</w:t>
-      </w:r>
-      <w:proofErr w:type="spellEnd"/>
-      <w:r>
-        <w:rPr>
-          <w:rFonts w:ascii="Times New Roman" w:hAnsi="Times New Roman" w:cs="Times New Roman"/>
-          <w:sz w:val="24"/>
-          <w:szCs w:val="24"/>
-        </w:rPr>
-        <w:t xml:space="preserve"> осуществляется в течение этапа Эксплуатации в</w:t>
+        <w:t>2.7.</w:t>
+      </w:r>
+      <w:r>
+        <w:rPr>
+          <w:rFonts w:ascii="Times New Roman" w:hAnsi="Times New Roman" w:cs="Times New Roman"/>
+          <w:sz w:val="24"/>
+          <w:szCs w:val="24"/>
+        </w:rPr>
+        <w:tab/>
+      </w:r>
+      <w:r>
+        <w:rPr>
+          <w:rFonts w:ascii="Times New Roman" w:hAnsi="Times New Roman" w:cs="Times New Roman"/>
+          <w:sz w:val="24"/>
+          <w:szCs w:val="24"/>
+        </w:rPr>
+        <w:t>Выплата Платы Концедента осуществляется в течение этапа Эксплуатации в</w:t>
       </w:r>
       <w:r>
         <w:rPr>
@@ -1897,10 +1690,6 @@
       <w:pPr>
         <w:pStyle w:val="11"/>
         <w:widowControl w:val="0"/>
-        <w:numPr>
-          <w:ilvl w:val="0"/>
-          <w:numId w:val="2"/>
-        </w:numPr>
         <w:autoSpaceDE w:val="0"/>
         <w:autoSpaceDN w:val="0"/>
         <w:adjustRightInd w:val="0"/>
@@ -1919,6 +1708,22 @@
           <w:sz w:val="24"/>
           <w:szCs w:val="24"/>
         </w:rPr>
+        <w:t>(а)</w:t>
+      </w:r>
+      <w:r>
+        <w:rPr>
+          <w:rFonts w:ascii="Times New Roman" w:hAnsi="Times New Roman" w:cs="Times New Roman"/>
+          <w:sz w:val="24"/>
+          <w:szCs w:val="24"/>
+        </w:rPr>
+        <w:tab/>
+      </w:r>
+      <w:r>
+        <w:rPr>
+          <w:rFonts w:ascii="Times New Roman" w:hAnsi="Times New Roman" w:cs="Times New Roman"/>
+          <w:sz w:val="24"/>
+          <w:szCs w:val="24"/>
+        </w:rPr>
         <w:t>не позднее 30 апреля каждого календарного года Эксплуатации;</w:t>
       </w:r>
     </w:p>
@@ -1926,10 +1731,6 @@
       <w:pPr>
         <w:pStyle w:val="11"/>
         <w:widowControl w:val="0"/>
-        <w:numPr>
-          <w:ilvl w:val="0"/>
-          <w:numId w:val="2"/>
-        </w:numPr>
         <w:autoSpaceDE w:val="0"/>
         <w:autoSpaceDN w:val="0"/>
         <w:adjustRightInd w:val="0"/>
@@ -1948,6 +1749,22 @@
           <w:sz w:val="24"/>
           <w:szCs w:val="24"/>
         </w:rPr>
+        <w:t>(б)</w:t>
+      </w:r>
+      <w:r>
+        <w:rPr>
+          <w:rFonts w:ascii="Times New Roman" w:hAnsi="Times New Roman" w:cs="Times New Roman"/>
+          <w:sz w:val="24"/>
+          <w:szCs w:val="24"/>
+        </w:rPr>
+        <w:tab/>
+      </w:r>
+      <w:r>
+        <w:rPr>
+          <w:rFonts w:ascii="Times New Roman" w:hAnsi="Times New Roman" w:cs="Times New Roman"/>
+          <w:sz w:val="24"/>
+          <w:szCs w:val="24"/>
+        </w:rPr>
         <w:t>не позднее 31 июля каждого календарного года Эксплуатации;</w:t>
       </w:r>
     </w:p>
@@ -1955,10 +1772,6 @@
       <w:pPr>
         <w:pStyle w:val="11"/>
         <w:widowControl w:val="0"/>
-        <w:numPr>
-          <w:ilvl w:val="0"/>
-          <w:numId w:val="2"/>
-        </w:numPr>
         <w:autoSpaceDE w:val="0"/>
         <w:autoSpaceDN w:val="0"/>
         <w:adjustRightInd w:val="0"/>
@@ -1977,6 +1790,22 @@
           <w:sz w:val="24"/>
           <w:szCs w:val="24"/>
         </w:rPr>
+        <w:t>(в)</w:t>
+      </w:r>
+      <w:r>
+        <w:rPr>
+          <w:rFonts w:ascii="Times New Roman" w:hAnsi="Times New Roman" w:cs="Times New Roman"/>
+          <w:sz w:val="24"/>
+          <w:szCs w:val="24"/>
+        </w:rPr>
+        <w:tab/>
+      </w:r>
+      <w:r>
+        <w:rPr>
+          <w:rFonts w:ascii="Times New Roman" w:hAnsi="Times New Roman" w:cs="Times New Roman"/>
+          <w:sz w:val="24"/>
+          <w:szCs w:val="24"/>
+        </w:rPr>
         <w:t>не позднее 31 октября каждого календарного года Эксплуатации;</w:t>
       </w:r>
     </w:p>
@@ -1984,10 +1813,6 @@
       <w:pPr>
         <w:pStyle w:val="11"/>
         <w:widowControl w:val="0"/>
-        <w:numPr>
-          <w:ilvl w:val="0"/>
-          <w:numId w:val="2"/>
-        </w:numPr>
         <w:autoSpaceDE w:val="0"/>
         <w:autoSpaceDN w:val="0"/>
         <w:adjustRightInd w:val="0"/>
@@ -2006,6 +1831,22 @@
           <w:sz w:val="24"/>
           <w:szCs w:val="24"/>
         </w:rPr>
+        <w:t>(г)</w:t>
+      </w:r>
+      <w:r>
+        <w:rPr>
+          <w:rFonts w:ascii="Times New Roman" w:hAnsi="Times New Roman" w:cs="Times New Roman"/>
+          <w:sz w:val="24"/>
+          <w:szCs w:val="24"/>
+        </w:rPr>
+        <w:tab/>
+      </w:r>
+      <w:r>
+        <w:rPr>
+          <w:rFonts w:ascii="Times New Roman" w:hAnsi="Times New Roman" w:cs="Times New Roman"/>
+          <w:sz w:val="24"/>
+          <w:szCs w:val="24"/>
+        </w:rPr>
         <w:t>не позднее 31 января каждого календарного года Эксплуатации.</w:t>
       </w:r>
     </w:p>
@@ -2013,10 +1854,6 @@
       <w:pPr>
         <w:pStyle w:val="11"/>
         <w:widowControl w:val="0"/>
-        <w:numPr>
-          <w:ilvl w:val="1"/>
-          <w:numId w:val="1"/>
-        </w:numPr>
         <w:autoSpaceDE w:val="0"/>
         <w:autoSpaceDN w:val="0"/>
         <w:adjustRightInd w:val="0"/>
@@ -2036,25 +1873,23 @@
           <w:sz w:val="24"/>
           <w:szCs w:val="24"/>
         </w:rPr>
-        <w:t xml:space="preserve">Не позднее 5 (Пяти) рабочих дней с момента окончания соответствующего Расчетного Периода </w:t>
-      </w:r>
-      <w:proofErr w:type="spellStart"/>
-      <w:r>
-        <w:rPr>
-          <w:rFonts w:ascii="Times New Roman" w:hAnsi="Times New Roman" w:cs="Times New Roman"/>
-          <w:sz w:val="24"/>
-          <w:szCs w:val="24"/>
-        </w:rPr>
-        <w:t>Концедент</w:t>
-      </w:r>
-      <w:proofErr w:type="spellEnd"/>
-      <w:r>
-        <w:rPr>
-          <w:rFonts w:ascii="Times New Roman" w:hAnsi="Times New Roman" w:cs="Times New Roman"/>
-          <w:sz w:val="24"/>
-          <w:szCs w:val="24"/>
-        </w:rPr>
-        <w:t xml:space="preserve"> обязан предоставить Концессионеру отчет о</w:t>
+        <w:t>2.8.</w:t>
+      </w:r>
+      <w:r>
+        <w:rPr>
+          <w:rFonts w:ascii="Times New Roman" w:hAnsi="Times New Roman" w:cs="Times New Roman"/>
+          <w:sz w:val="24"/>
+          <w:szCs w:val="24"/>
+        </w:rPr>
+        <w:tab/>
+      </w:r>
+      <w:r>
+        <w:rPr>
+          <w:rFonts w:ascii="Times New Roman" w:hAnsi="Times New Roman" w:cs="Times New Roman"/>
+          <w:sz w:val="24"/>
+          <w:szCs w:val="24"/>
+        </w:rPr>
+        <w:t>Не позднее 5 (Пяти) рабочих дней с момента окончания соответствующего Расчетного Периода Концедент обязан предоставить Концессионеру отчет о</w:t>
       </w:r>
       <w:r>
         <w:rPr>
@@ -2125,10 +1960,6 @@
       <w:pPr>
         <w:pStyle w:val="11"/>
         <w:widowControl w:val="0"/>
-        <w:numPr>
-          <w:ilvl w:val="1"/>
-          <w:numId w:val="1"/>
-        </w:numPr>
         <w:autoSpaceDE w:val="0"/>
         <w:autoSpaceDN w:val="0"/>
         <w:adjustRightInd w:val="0"/>
@@ -2147,25 +1978,23 @@
           <w:sz w:val="24"/>
           <w:szCs w:val="24"/>
         </w:rPr>
-        <w:t xml:space="preserve">В случае, если </w:t>
-      </w:r>
-      <w:proofErr w:type="spellStart"/>
-      <w:r>
-        <w:rPr>
-          <w:rFonts w:ascii="Times New Roman" w:hAnsi="Times New Roman" w:cs="Times New Roman"/>
-          <w:sz w:val="24"/>
-          <w:szCs w:val="24"/>
-        </w:rPr>
-        <w:t>Концедент</w:t>
-      </w:r>
-      <w:proofErr w:type="spellEnd"/>
-      <w:r>
-        <w:rPr>
-          <w:rFonts w:ascii="Times New Roman" w:hAnsi="Times New Roman" w:cs="Times New Roman"/>
-          <w:sz w:val="24"/>
-          <w:szCs w:val="24"/>
-        </w:rPr>
-        <w:t xml:space="preserve"> не предоставил Концессионеру </w:t>
+        <w:t>2.9.</w:t>
+      </w:r>
+      <w:r>
+        <w:rPr>
+          <w:rFonts w:ascii="Times New Roman" w:hAnsi="Times New Roman" w:cs="Times New Roman"/>
+          <w:sz w:val="24"/>
+          <w:szCs w:val="24"/>
+        </w:rPr>
+        <w:tab/>
+      </w:r>
+      <w:r>
+        <w:rPr>
+          <w:rFonts w:ascii="Times New Roman" w:hAnsi="Times New Roman" w:cs="Times New Roman"/>
+          <w:sz w:val="24"/>
+          <w:szCs w:val="24"/>
+        </w:rPr>
+        <w:t xml:space="preserve">В случае, если Концедент не предоставил Концессионеру </w:t>
       </w:r>
       <w:r>
         <w:rPr>
@@ -2213,25 +2042,7 @@
           <w:sz w:val="24"/>
           <w:szCs w:val="24"/>
         </w:rPr>
-        <w:t xml:space="preserve"> сроки, то Концессионер вправе предложить </w:t>
-      </w:r>
-      <w:proofErr w:type="spellStart"/>
-      <w:r>
-        <w:rPr>
-          <w:rFonts w:ascii="Times New Roman" w:hAnsi="Times New Roman" w:cs="Times New Roman"/>
-          <w:sz w:val="24"/>
-          <w:szCs w:val="24"/>
-        </w:rPr>
-        <w:t>Концеденту</w:t>
-      </w:r>
-      <w:proofErr w:type="spellEnd"/>
-      <w:r>
-        <w:rPr>
-          <w:rFonts w:ascii="Times New Roman" w:hAnsi="Times New Roman" w:cs="Times New Roman"/>
-          <w:sz w:val="24"/>
-          <w:szCs w:val="24"/>
-        </w:rPr>
-        <w:t xml:space="preserve"> свой </w:t>
+        <w:t xml:space="preserve"> сроки, то Концессионер вправе предложить Концеденту свой </w:t>
       </w:r>
       <w:r>
         <w:rPr>
@@ -2247,25 +2058,7 @@
           <w:sz w:val="24"/>
           <w:szCs w:val="24"/>
         </w:rPr>
-        <w:t xml:space="preserve"> и направить его </w:t>
-      </w:r>
-      <w:proofErr w:type="spellStart"/>
-      <w:r>
-        <w:rPr>
-          <w:rFonts w:ascii="Times New Roman" w:hAnsi="Times New Roman" w:cs="Times New Roman"/>
-          <w:sz w:val="24"/>
-          <w:szCs w:val="24"/>
-        </w:rPr>
-        <w:t>Концеденту</w:t>
-      </w:r>
-      <w:proofErr w:type="spellEnd"/>
-      <w:r>
-        <w:rPr>
-          <w:rFonts w:ascii="Times New Roman" w:hAnsi="Times New Roman" w:cs="Times New Roman"/>
-          <w:sz w:val="24"/>
-          <w:szCs w:val="24"/>
-        </w:rPr>
-        <w:t xml:space="preserve"> для согласования не позднее 5 (Пяти) рабочих дней после окончания срока для направления </w:t>
+        <w:t xml:space="preserve"> и направить его Концеденту для согласования не позднее 5 (Пяти) рабочих дней после окончания срока для направления </w:t>
       </w:r>
       <w:r>
         <w:rPr>
@@ -2281,35 +2074,13 @@
           <w:sz w:val="24"/>
           <w:szCs w:val="24"/>
         </w:rPr>
-        <w:t xml:space="preserve"> </w:t>
-      </w:r>
-      <w:proofErr w:type="spellStart"/>
-      <w:r>
-        <w:rPr>
-          <w:rFonts w:ascii="Times New Roman" w:hAnsi="Times New Roman" w:cs="Times New Roman"/>
-          <w:sz w:val="24"/>
-          <w:szCs w:val="24"/>
-        </w:rPr>
-        <w:t>Концедентом</w:t>
-      </w:r>
-      <w:proofErr w:type="spellEnd"/>
-      <w:r>
-        <w:rPr>
-          <w:rFonts w:ascii="Times New Roman" w:hAnsi="Times New Roman" w:cs="Times New Roman"/>
-          <w:sz w:val="24"/>
-          <w:szCs w:val="24"/>
-        </w:rPr>
-        <w:t>.</w:t>
+        <w:t xml:space="preserve"> Концедентом.</w:t>
       </w:r>
     </w:p>
     <w:p>
       <w:pPr>
         <w:pStyle w:val="11"/>
         <w:widowControl w:val="0"/>
-        <w:numPr>
-          <w:ilvl w:val="1"/>
-          <w:numId w:val="1"/>
-        </w:numPr>
         <w:autoSpaceDE w:val="0"/>
         <w:autoSpaceDN w:val="0"/>
         <w:adjustRightInd w:val="0"/>
@@ -2328,6 +2099,22 @@
           <w:sz w:val="24"/>
           <w:szCs w:val="24"/>
         </w:rPr>
+        <w:t>2.10.</w:t>
+      </w:r>
+      <w:r>
+        <w:rPr>
+          <w:rFonts w:ascii="Times New Roman" w:hAnsi="Times New Roman" w:cs="Times New Roman"/>
+          <w:sz w:val="24"/>
+          <w:szCs w:val="24"/>
+        </w:rPr>
+        <w:tab/>
+      </w:r>
+      <w:r>
+        <w:rPr>
+          <w:rFonts w:ascii="Times New Roman" w:hAnsi="Times New Roman" w:cs="Times New Roman"/>
+          <w:sz w:val="24"/>
+          <w:szCs w:val="24"/>
+        </w:rPr>
         <w:t xml:space="preserve">В течение 5 (Пяти) Рабочих дней с момента получения от Концессионера </w:t>
       </w:r>
       <w:r>
@@ -2346,31 +2133,20 @@
         </w:rPr>
         <w:t xml:space="preserve"> </w:t>
       </w:r>
-      <w:proofErr w:type="spellStart"/>
-      <w:r>
-        <w:rPr>
-          <w:rFonts w:ascii="Times New Roman" w:hAnsi="Times New Roman" w:cs="Times New Roman"/>
-          <w:sz w:val="24"/>
-          <w:szCs w:val="24"/>
-        </w:rPr>
-        <w:t>Концедент</w:t>
-      </w:r>
-      <w:proofErr w:type="spellEnd"/>
-      <w:r>
-        <w:rPr>
-          <w:rFonts w:ascii="Times New Roman" w:hAnsi="Times New Roman" w:cs="Times New Roman"/>
-          <w:sz w:val="24"/>
-          <w:szCs w:val="24"/>
-        </w:rPr>
-        <w:t xml:space="preserve"> вправе направить Концессионеру мотивированные замечания к </w:t>
-      </w:r>
-      <w:r>
-        <w:rPr>
-          <w:rFonts w:ascii="Times New Roman" w:hAnsi="Times New Roman" w:cs="Times New Roman"/>
-          <w:sz w:val="24"/>
-          <w:szCs w:val="24"/>
-        </w:rPr>
-        <w:lastRenderedPageBreak/>
+      <w:r>
+        <w:rPr>
+          <w:rFonts w:ascii="Times New Roman" w:hAnsi="Times New Roman" w:cs="Times New Roman"/>
+          <w:sz w:val="24"/>
+          <w:szCs w:val="24"/>
+        </w:rPr>
+        <w:t xml:space="preserve">Концедент вправе направить Концессионеру мотивированные замечания к </w:t>
+      </w:r>
+      <w:r>
+        <w:rPr>
+          <w:rFonts w:ascii="Times New Roman" w:hAnsi="Times New Roman" w:cs="Times New Roman"/>
+          <w:sz w:val="24"/>
+          <w:szCs w:val="24"/>
+        </w:rPr>
         <w:t>нему</w:t>
       </w:r>
       <w:r>
@@ -2379,25 +2155,7 @@
           <w:sz w:val="24"/>
           <w:szCs w:val="24"/>
         </w:rPr>
-        <w:t xml:space="preserve">. В случае если до истечения, указанного в настоящем пункте срока </w:t>
-      </w:r>
-      <w:proofErr w:type="spellStart"/>
-      <w:r>
-        <w:rPr>
-          <w:rFonts w:ascii="Times New Roman" w:hAnsi="Times New Roman" w:cs="Times New Roman"/>
-          <w:sz w:val="24"/>
-          <w:szCs w:val="24"/>
-        </w:rPr>
-        <w:t>Концедент</w:t>
-      </w:r>
-      <w:proofErr w:type="spellEnd"/>
-      <w:r>
-        <w:rPr>
-          <w:rFonts w:ascii="Times New Roman" w:hAnsi="Times New Roman" w:cs="Times New Roman"/>
-          <w:sz w:val="24"/>
-          <w:szCs w:val="24"/>
-        </w:rPr>
-        <w:t xml:space="preserve"> не направит Концессионеру свои замечания и/или уточнения, </w:t>
+        <w:t xml:space="preserve">. В случае если до истечения, указанного в настоящем пункте срока Концедент не направит Концессионеру свои замечания и/или уточнения, </w:t>
       </w:r>
       <w:r>
         <w:rPr>
@@ -2413,25 +2171,7 @@
           <w:sz w:val="24"/>
           <w:szCs w:val="24"/>
         </w:rPr>
-        <w:t xml:space="preserve"> согласованным </w:t>
-      </w:r>
-      <w:proofErr w:type="spellStart"/>
-      <w:r>
-        <w:rPr>
-          <w:rFonts w:ascii="Times New Roman" w:hAnsi="Times New Roman" w:cs="Times New Roman"/>
-          <w:sz w:val="24"/>
-          <w:szCs w:val="24"/>
-        </w:rPr>
-        <w:t>Концедентом</w:t>
-      </w:r>
-      <w:proofErr w:type="spellEnd"/>
-      <w:r>
-        <w:rPr>
-          <w:rFonts w:ascii="Times New Roman" w:hAnsi="Times New Roman" w:cs="Times New Roman"/>
-          <w:sz w:val="24"/>
-          <w:szCs w:val="24"/>
-        </w:rPr>
-        <w:t xml:space="preserve">. </w:t>
+        <w:t xml:space="preserve"> согласованным Концедентом. </w:t>
       </w:r>
     </w:p>
     <w:bookmarkEnd w:id="5"/>
@@ -2439,10 +2179,6 @@
       <w:pPr>
         <w:pStyle w:val="11"/>
         <w:widowControl w:val="0"/>
-        <w:numPr>
-          <w:ilvl w:val="1"/>
-          <w:numId w:val="1"/>
-        </w:numPr>
         <w:autoSpaceDE w:val="0"/>
         <w:autoSpaceDN w:val="0"/>
         <w:adjustRightInd w:val="0"/>
@@ -2461,25 +2197,23 @@
           <w:sz w:val="24"/>
           <w:szCs w:val="24"/>
         </w:rPr>
-        <w:t xml:space="preserve">Расчет размера Платы </w:t>
-      </w:r>
-      <w:proofErr w:type="spellStart"/>
-      <w:r>
-        <w:rPr>
-          <w:rFonts w:ascii="Times New Roman" w:hAnsi="Times New Roman" w:cs="Times New Roman"/>
-          <w:sz w:val="24"/>
-          <w:szCs w:val="24"/>
-        </w:rPr>
-        <w:t>Концедента</w:t>
-      </w:r>
-      <w:proofErr w:type="spellEnd"/>
-      <w:r>
-        <w:rPr>
-          <w:rFonts w:ascii="Times New Roman" w:hAnsi="Times New Roman" w:cs="Times New Roman"/>
-          <w:sz w:val="24"/>
-          <w:szCs w:val="24"/>
-        </w:rPr>
-        <w:t xml:space="preserve">, подлежащей выплате Концессионеру (далее – </w:t>
+        <w:t>2.11.</w:t>
+      </w:r>
+      <w:r>
+        <w:rPr>
+          <w:rFonts w:ascii="Times New Roman" w:hAnsi="Times New Roman" w:cs="Times New Roman"/>
+          <w:sz w:val="24"/>
+          <w:szCs w:val="24"/>
+        </w:rPr>
+        <w:tab/>
+      </w:r>
+      <w:r>
+        <w:rPr>
+          <w:rFonts w:ascii="Times New Roman" w:hAnsi="Times New Roman" w:cs="Times New Roman"/>
+          <w:sz w:val="24"/>
+          <w:szCs w:val="24"/>
+        </w:rPr>
+        <w:t xml:space="preserve">Расчет размера Платы Концедента, подлежащей выплате Концессионеру (далее – </w:t>
       </w:r>
       <w:r>
         <w:rPr>
@@ -2488,44 +2222,15 @@
           <w:sz w:val="24"/>
           <w:szCs w:val="24"/>
         </w:rPr>
-        <w:t xml:space="preserve">Расчет Платы </w:t>
-      </w:r>
-      <w:proofErr w:type="spellStart"/>
-      <w:r>
-        <w:rPr>
-          <w:rFonts w:ascii="Times New Roman" w:hAnsi="Times New Roman" w:cs="Times New Roman"/>
-          <w:b/>
-          <w:sz w:val="24"/>
-          <w:szCs w:val="24"/>
-        </w:rPr>
-        <w:t>Концедента</w:t>
-      </w:r>
-      <w:proofErr w:type="spellEnd"/>
-      <w:r>
-        <w:rPr>
-          <w:rFonts w:ascii="Times New Roman" w:hAnsi="Times New Roman" w:cs="Times New Roman"/>
-          <w:sz w:val="24"/>
-          <w:szCs w:val="24"/>
-        </w:rPr>
-        <w:t xml:space="preserve">), осуществляется Концессионером и направляется </w:t>
-      </w:r>
-      <w:proofErr w:type="spellStart"/>
-      <w:r>
-        <w:rPr>
-          <w:rFonts w:ascii="Times New Roman" w:hAnsi="Times New Roman" w:cs="Times New Roman"/>
-          <w:sz w:val="24"/>
-          <w:szCs w:val="24"/>
-        </w:rPr>
-        <w:t>Концеденту</w:t>
-      </w:r>
-      <w:proofErr w:type="spellEnd"/>
-      <w:r>
-        <w:rPr>
-          <w:rFonts w:ascii="Times New Roman" w:hAnsi="Times New Roman" w:cs="Times New Roman"/>
-          <w:sz w:val="24"/>
-          <w:szCs w:val="24"/>
-        </w:rPr>
-        <w:t xml:space="preserve"> не позднее </w:t>
+        <w:t>Расчет Платы Концедента</w:t>
+      </w:r>
+      <w:r>
+        <w:rPr>
+          <w:rFonts w:ascii="Times New Roman" w:hAnsi="Times New Roman" w:cs="Times New Roman"/>
+          <w:sz w:val="24"/>
+          <w:szCs w:val="24"/>
+        </w:rPr>
+        <w:t xml:space="preserve">), осуществляется Концессионером и направляется Концеденту не позднее </w:t>
       </w:r>
       <w:r>
         <w:rPr>
@@ -2573,18 +2278,8 @@
           <w:sz w:val="24"/>
           <w:szCs w:val="24"/>
         </w:rPr>
-        <w:t xml:space="preserve"> от </w:t>
-      </w:r>
-      <w:proofErr w:type="spellStart"/>
-      <w:r>
-        <w:rPr>
-          <w:rFonts w:ascii="Times New Roman" w:hAnsi="Times New Roman" w:cs="Times New Roman"/>
-          <w:sz w:val="24"/>
-          <w:szCs w:val="24"/>
-        </w:rPr>
-        <w:t>Концедента</w:t>
-      </w:r>
-      <w:proofErr w:type="spellEnd"/>
+        <w:t xml:space="preserve"> от Концедента</w:t>
+      </w:r>
       <w:r>
         <w:rPr>
           <w:rFonts w:ascii="Times New Roman" w:hAnsi="Times New Roman" w:cs="Times New Roman"/>
@@ -2630,10 +2325,6 @@
       <w:pPr>
         <w:pStyle w:val="11"/>
         <w:widowControl w:val="0"/>
-        <w:numPr>
-          <w:ilvl w:val="1"/>
-          <w:numId w:val="1"/>
-        </w:numPr>
         <w:autoSpaceDE w:val="0"/>
         <w:autoSpaceDN w:val="0"/>
         <w:adjustRightInd w:val="0"/>
@@ -2655,6 +2346,22 @@
           <w:sz w:val="24"/>
           <w:szCs w:val="24"/>
         </w:rPr>
+        <w:t>2.12.</w:t>
+      </w:r>
+      <w:r>
+        <w:rPr>
+          <w:rFonts w:ascii="Times New Roman" w:hAnsi="Times New Roman" w:cs="Times New Roman"/>
+          <w:sz w:val="24"/>
+          <w:szCs w:val="24"/>
+        </w:rPr>
+        <w:tab/>
+      </w:r>
+      <w:r>
+        <w:rPr>
+          <w:rFonts w:ascii="Times New Roman" w:hAnsi="Times New Roman" w:cs="Times New Roman"/>
+          <w:sz w:val="24"/>
+          <w:szCs w:val="24"/>
+        </w:rPr>
         <w:t>В течение 5 (</w:t>
       </w:r>
       <w:r>
@@ -2671,18 +2378,8 @@
           <w:sz w:val="24"/>
           <w:szCs w:val="24"/>
         </w:rPr>
-        <w:t xml:space="preserve">) Рабочих дней с момента получения Расчета Платы </w:t>
-      </w:r>
-      <w:proofErr w:type="spellStart"/>
-      <w:r>
-        <w:rPr>
-          <w:rFonts w:ascii="Times New Roman" w:hAnsi="Times New Roman" w:cs="Times New Roman"/>
-          <w:sz w:val="24"/>
-          <w:szCs w:val="24"/>
-        </w:rPr>
-        <w:t>Концедента</w:t>
-      </w:r>
-      <w:proofErr w:type="spellEnd"/>
+        <w:t>) Рабочих дней с момента получения Расчета Платы Концедента</w:t>
+      </w:r>
       <w:r>
         <w:rPr>
           <w:rFonts w:ascii="Times New Roman" w:hAnsi="Times New Roman" w:cs="Times New Roman"/>
@@ -2691,67 +2388,29 @@
         </w:rPr>
         <w:t xml:space="preserve"> </w:t>
       </w:r>
-      <w:proofErr w:type="spellStart"/>
-      <w:r>
-        <w:rPr>
-          <w:rFonts w:ascii="Times New Roman" w:hAnsi="Times New Roman" w:cs="Times New Roman"/>
-          <w:sz w:val="24"/>
-          <w:szCs w:val="24"/>
-        </w:rPr>
-        <w:t>Концедент</w:t>
-      </w:r>
-      <w:proofErr w:type="spellEnd"/>
-      <w:r>
-        <w:rPr>
-          <w:rFonts w:ascii="Times New Roman" w:hAnsi="Times New Roman" w:cs="Times New Roman"/>
-          <w:sz w:val="24"/>
-          <w:szCs w:val="24"/>
-        </w:rPr>
-        <w:t xml:space="preserve"> вправе направить Концессионеру </w:t>
-      </w:r>
-      <w:r>
-        <w:rPr>
-          <w:rFonts w:ascii="Times New Roman" w:hAnsi="Times New Roman" w:cs="Times New Roman"/>
-          <w:sz w:val="24"/>
-          <w:szCs w:val="24"/>
-        </w:rPr>
-        <w:t xml:space="preserve">мотивированные замечания к Расчету Платы </w:t>
-      </w:r>
-      <w:proofErr w:type="spellStart"/>
-      <w:r>
-        <w:rPr>
-          <w:rFonts w:ascii="Times New Roman" w:hAnsi="Times New Roman" w:cs="Times New Roman"/>
-          <w:sz w:val="24"/>
-          <w:szCs w:val="24"/>
-        </w:rPr>
-        <w:t>Концедента</w:t>
-      </w:r>
-      <w:proofErr w:type="spellEnd"/>
-      <w:r>
-        <w:rPr>
-          <w:rFonts w:ascii="Times New Roman" w:hAnsi="Times New Roman" w:cs="Times New Roman"/>
-          <w:sz w:val="24"/>
-          <w:szCs w:val="24"/>
-        </w:rPr>
-        <w:t xml:space="preserve">. В случае если до истечения, указанного в настоящем пункте срока </w:t>
-      </w:r>
-      <w:proofErr w:type="spellStart"/>
-      <w:r>
-        <w:rPr>
-          <w:rFonts w:ascii="Times New Roman" w:hAnsi="Times New Roman" w:cs="Times New Roman"/>
-          <w:sz w:val="24"/>
-          <w:szCs w:val="24"/>
-        </w:rPr>
-        <w:t>Концедент</w:t>
-      </w:r>
-      <w:proofErr w:type="spellEnd"/>
-      <w:r>
-        <w:rPr>
-          <w:rFonts w:ascii="Times New Roman" w:hAnsi="Times New Roman" w:cs="Times New Roman"/>
-          <w:sz w:val="24"/>
-          <w:szCs w:val="24"/>
-        </w:rPr>
-        <w:t xml:space="preserve"> не направит Концессионеру свои замечания и/или уточнения в</w:t>
+      <w:r>
+        <w:rPr>
+          <w:rFonts w:ascii="Times New Roman" w:hAnsi="Times New Roman" w:cs="Times New Roman"/>
+          <w:sz w:val="24"/>
+          <w:szCs w:val="24"/>
+        </w:rPr>
+        <w:t xml:space="preserve">Концедент вправе направить Концессионеру </w:t>
+      </w:r>
+      <w:r>
+        <w:rPr>
+          <w:rFonts w:ascii="Times New Roman" w:hAnsi="Times New Roman" w:cs="Times New Roman"/>
+          <w:sz w:val="24"/>
+          <w:szCs w:val="24"/>
+        </w:rPr>
+        <w:t>мотивированные замечания к Расчету Платы Концедента</w:t>
+      </w:r>
+      <w:r>
+        <w:rPr>
+          <w:rFonts w:ascii="Times New Roman" w:hAnsi="Times New Roman" w:cs="Times New Roman"/>
+          <w:sz w:val="24"/>
+          <w:szCs w:val="24"/>
+        </w:rPr>
+        <w:t>. В случае если до истечения, указанного в настоящем пункте срока Концедент не направит Концессионеру свои замечания и/или уточнения в</w:t>
       </w:r>
       <w:r>
         <w:rPr>
@@ -2767,36 +2426,8 @@
           <w:sz w:val="24"/>
           <w:szCs w:val="24"/>
         </w:rPr>
-        <w:t xml:space="preserve">отношении Расчета Платы </w:t>
-      </w:r>
-      <w:proofErr w:type="spellStart"/>
-      <w:r>
-        <w:rPr>
-          <w:rFonts w:ascii="Times New Roman" w:hAnsi="Times New Roman" w:cs="Times New Roman"/>
-          <w:sz w:val="24"/>
-          <w:szCs w:val="24"/>
-        </w:rPr>
-        <w:t>Концедента</w:t>
-      </w:r>
-      <w:proofErr w:type="spellEnd"/>
-      <w:r>
-        <w:rPr>
-          <w:rFonts w:ascii="Times New Roman" w:hAnsi="Times New Roman" w:cs="Times New Roman"/>
-          <w:sz w:val="24"/>
-          <w:szCs w:val="24"/>
-        </w:rPr>
-        <w:t xml:space="preserve">, указанный Расчет Платы </w:t>
-      </w:r>
-      <w:proofErr w:type="spellStart"/>
-      <w:r>
-        <w:rPr>
-          <w:rFonts w:ascii="Times New Roman" w:hAnsi="Times New Roman" w:cs="Times New Roman"/>
-          <w:sz w:val="24"/>
-          <w:szCs w:val="24"/>
-        </w:rPr>
-        <w:t>Концедента</w:t>
-      </w:r>
-      <w:proofErr w:type="spellEnd"/>
+        <w:t>отношении Расчета Платы Концедента, указанный Расчет Платы Концедента</w:t>
+      </w:r>
       <w:r>
         <w:rPr>
           <w:rFonts w:ascii="Times New Roman" w:hAnsi="Times New Roman" w:cs="Times New Roman"/>
@@ -2811,25 +2442,7 @@
           <w:sz w:val="24"/>
           <w:szCs w:val="24"/>
         </w:rPr>
-        <w:t xml:space="preserve">считается согласованным </w:t>
-      </w:r>
-      <w:proofErr w:type="spellStart"/>
-      <w:r>
-        <w:rPr>
-          <w:rFonts w:ascii="Times New Roman" w:hAnsi="Times New Roman" w:cs="Times New Roman"/>
-          <w:sz w:val="24"/>
-          <w:szCs w:val="24"/>
-        </w:rPr>
-        <w:t>Концедентом</w:t>
-      </w:r>
-      <w:proofErr w:type="spellEnd"/>
-      <w:r>
-        <w:rPr>
-          <w:rFonts w:ascii="Times New Roman" w:hAnsi="Times New Roman" w:cs="Times New Roman"/>
-          <w:sz w:val="24"/>
-          <w:szCs w:val="24"/>
-        </w:rPr>
-        <w:t>.</w:t>
+        <w:t>считается согласованным Концедентом.</w:t>
       </w:r>
       <w:bookmarkEnd w:id="6"/>
       <w:bookmarkEnd w:id="7"/>
@@ -2846,10 +2459,6 @@
       <w:pPr>
         <w:pStyle w:val="11"/>
         <w:widowControl w:val="0"/>
-        <w:numPr>
-          <w:ilvl w:val="1"/>
-          <w:numId w:val="1"/>
-        </w:numPr>
         <w:autoSpaceDE w:val="0"/>
         <w:autoSpaceDN w:val="0"/>
         <w:adjustRightInd w:val="0"/>
@@ -2869,25 +2478,23 @@
           <w:sz w:val="24"/>
           <w:szCs w:val="24"/>
         </w:rPr>
-        <w:t xml:space="preserve">В случае если </w:t>
-      </w:r>
-      <w:proofErr w:type="gramStart"/>
-      <w:r>
-        <w:rPr>
-          <w:rFonts w:ascii="Times New Roman" w:hAnsi="Times New Roman" w:cs="Times New Roman"/>
-          <w:sz w:val="24"/>
-          <w:szCs w:val="24"/>
-        </w:rPr>
-        <w:t>до истечения</w:t>
-      </w:r>
-      <w:proofErr w:type="gramEnd"/>
-      <w:r>
-        <w:rPr>
-          <w:rFonts w:ascii="Times New Roman" w:hAnsi="Times New Roman" w:cs="Times New Roman"/>
-          <w:sz w:val="24"/>
-          <w:szCs w:val="24"/>
-        </w:rPr>
-        <w:t xml:space="preserve"> указанного в пункте </w:t>
+        <w:t>2.13.</w:t>
+      </w:r>
+      <w:r>
+        <w:rPr>
+          <w:rFonts w:ascii="Times New Roman" w:hAnsi="Times New Roman" w:cs="Times New Roman"/>
+          <w:sz w:val="24"/>
+          <w:szCs w:val="24"/>
+        </w:rPr>
+        <w:tab/>
+      </w:r>
+      <w:r>
+        <w:rPr>
+          <w:rFonts w:ascii="Times New Roman" w:hAnsi="Times New Roman" w:cs="Times New Roman"/>
+          <w:sz w:val="24"/>
+          <w:szCs w:val="24"/>
+        </w:rPr>
+        <w:t>В случае если до истечения указанного в пункте </w:t>
       </w:r>
       <w:r>
         <w:rPr>
@@ -2911,54 +2518,8 @@
           <w:sz w:val="24"/>
           <w:szCs w:val="24"/>
         </w:rPr>
-        <w:t xml:space="preserve"> настоящего Приложения срока </w:t>
-      </w:r>
-      <w:proofErr w:type="spellStart"/>
-      <w:r>
-        <w:rPr>
-          <w:rFonts w:ascii="Times New Roman" w:hAnsi="Times New Roman" w:cs="Times New Roman"/>
-          <w:sz w:val="24"/>
-          <w:szCs w:val="24"/>
-        </w:rPr>
-        <w:t>Концедент</w:t>
-      </w:r>
-      <w:proofErr w:type="spellEnd"/>
-      <w:r>
-        <w:rPr>
-          <w:rFonts w:ascii="Times New Roman" w:hAnsi="Times New Roman" w:cs="Times New Roman"/>
-          <w:sz w:val="24"/>
-          <w:szCs w:val="24"/>
-        </w:rPr>
-        <w:t xml:space="preserve"> направит Концессионеру свои замечания и/или уточнения в отношении Расчета Платы </w:t>
-      </w:r>
-      <w:proofErr w:type="spellStart"/>
-      <w:r>
-        <w:rPr>
-          <w:rFonts w:ascii="Times New Roman" w:hAnsi="Times New Roman" w:cs="Times New Roman"/>
-          <w:sz w:val="24"/>
-          <w:szCs w:val="24"/>
-        </w:rPr>
-        <w:t>Концедента</w:t>
-      </w:r>
-      <w:proofErr w:type="spellEnd"/>
-      <w:r>
-        <w:rPr>
-          <w:rFonts w:ascii="Times New Roman" w:hAnsi="Times New Roman" w:cs="Times New Roman"/>
-          <w:sz w:val="24"/>
-          <w:szCs w:val="24"/>
-        </w:rPr>
-        <w:t xml:space="preserve">, Стороны обязаны согласовать скорректированный Расчет Платы </w:t>
-      </w:r>
-      <w:proofErr w:type="spellStart"/>
-      <w:r>
-        <w:rPr>
-          <w:rFonts w:ascii="Times New Roman" w:hAnsi="Times New Roman" w:cs="Times New Roman"/>
-          <w:sz w:val="24"/>
-          <w:szCs w:val="24"/>
-        </w:rPr>
-        <w:t>Концедента</w:t>
-      </w:r>
-      <w:proofErr w:type="spellEnd"/>
+        <w:t xml:space="preserve"> настоящего Приложения срока Концедент направит Концессионеру свои замечания и/или уточнения в отношении Расчета Платы Концедента, Стороны обязаны согласовать скорректированный Расчет Платы Концедента</w:t>
+      </w:r>
       <w:r>
         <w:rPr>
           <w:rFonts w:ascii="Times New Roman" w:hAnsi="Times New Roman" w:cs="Times New Roman"/>
@@ -2997,10 +2558,6 @@
       <w:pPr>
         <w:pStyle w:val="11"/>
         <w:widowControl w:val="0"/>
-        <w:numPr>
-          <w:ilvl w:val="1"/>
-          <w:numId w:val="1"/>
-        </w:numPr>
         <w:autoSpaceDE w:val="0"/>
         <w:autoSpaceDN w:val="0"/>
         <w:adjustRightInd w:val="0"/>
@@ -3019,25 +2576,23 @@
           <w:sz w:val="24"/>
           <w:szCs w:val="24"/>
         </w:rPr>
-        <w:t xml:space="preserve">В случае несогласия Концессионера с замечаниями (уточнениями) </w:t>
-      </w:r>
-      <w:proofErr w:type="spellStart"/>
-      <w:r>
-        <w:rPr>
-          <w:rFonts w:ascii="Times New Roman" w:hAnsi="Times New Roman" w:cs="Times New Roman"/>
-          <w:sz w:val="24"/>
-          <w:szCs w:val="24"/>
-        </w:rPr>
-        <w:t>Концедента</w:t>
-      </w:r>
-      <w:proofErr w:type="spellEnd"/>
-      <w:r>
-        <w:rPr>
-          <w:rFonts w:ascii="Times New Roman" w:hAnsi="Times New Roman" w:cs="Times New Roman"/>
-          <w:sz w:val="24"/>
-          <w:szCs w:val="24"/>
-        </w:rPr>
-        <w:t xml:space="preserve"> в</w:t>
+        <w:t>2.14.</w:t>
+      </w:r>
+      <w:r>
+        <w:rPr>
+          <w:rFonts w:ascii="Times New Roman" w:hAnsi="Times New Roman" w:cs="Times New Roman"/>
+          <w:sz w:val="24"/>
+          <w:szCs w:val="24"/>
+        </w:rPr>
+        <w:tab/>
+      </w:r>
+      <w:r>
+        <w:rPr>
+          <w:rFonts w:ascii="Times New Roman" w:hAnsi="Times New Roman" w:cs="Times New Roman"/>
+          <w:sz w:val="24"/>
+          <w:szCs w:val="24"/>
+        </w:rPr>
+        <w:t>В случае несогласия Концессионера с замечаниями (уточнениями) Концедента в</w:t>
       </w:r>
       <w:r>
         <w:rPr>
@@ -3053,61 +2608,7 @@
           <w:sz w:val="24"/>
           <w:szCs w:val="24"/>
         </w:rPr>
-        <w:t xml:space="preserve">отношении Расчета Платы </w:t>
-      </w:r>
-      <w:proofErr w:type="spellStart"/>
-      <w:r>
-        <w:rPr>
-          <w:rFonts w:ascii="Times New Roman" w:hAnsi="Times New Roman" w:cs="Times New Roman"/>
-          <w:sz w:val="24"/>
-          <w:szCs w:val="24"/>
-        </w:rPr>
-        <w:t>Концедента</w:t>
-      </w:r>
-      <w:proofErr w:type="spellEnd"/>
-      <w:r>
-        <w:rPr>
-          <w:rFonts w:ascii="Times New Roman" w:hAnsi="Times New Roman" w:cs="Times New Roman"/>
-          <w:sz w:val="24"/>
-          <w:szCs w:val="24"/>
-        </w:rPr>
-        <w:t xml:space="preserve">, считается, что между Сторонами возник Спор, подлежащий урегулированию с применением Порядка Разрешения Споров. При этом </w:t>
-      </w:r>
-      <w:proofErr w:type="spellStart"/>
-      <w:r>
-        <w:rPr>
-          <w:rFonts w:ascii="Times New Roman" w:hAnsi="Times New Roman" w:cs="Times New Roman"/>
-          <w:sz w:val="24"/>
-          <w:szCs w:val="24"/>
-        </w:rPr>
-        <w:t>Концедент</w:t>
-      </w:r>
-      <w:proofErr w:type="spellEnd"/>
-      <w:r>
-        <w:rPr>
-          <w:rFonts w:ascii="Times New Roman" w:hAnsi="Times New Roman" w:cs="Times New Roman"/>
-          <w:sz w:val="24"/>
-          <w:szCs w:val="24"/>
-        </w:rPr>
-        <w:t xml:space="preserve"> осуществляет выплату той части Платы </w:t>
-      </w:r>
-      <w:proofErr w:type="spellStart"/>
-      <w:r>
-        <w:rPr>
-          <w:rFonts w:ascii="Times New Roman" w:hAnsi="Times New Roman" w:cs="Times New Roman"/>
-          <w:sz w:val="24"/>
-          <w:szCs w:val="24"/>
-        </w:rPr>
-        <w:t>Концедента</w:t>
-      </w:r>
-      <w:proofErr w:type="spellEnd"/>
-      <w:r>
-        <w:rPr>
-          <w:rFonts w:ascii="Times New Roman" w:hAnsi="Times New Roman" w:cs="Times New Roman"/>
-          <w:sz w:val="24"/>
-          <w:szCs w:val="24"/>
-        </w:rPr>
-        <w:t>, в</w:t>
+        <w:t>отношении Расчета Платы Концедента, считается, что между Сторонами возник Спор, подлежащий урегулированию с применением Порядка Разрешения Споров. При этом Концедент осуществляет выплату той части Платы Концедента, в</w:t>
       </w:r>
       <w:r>
         <w:rPr>
@@ -3154,10 +2655,6 @@
       <w:pPr>
         <w:pStyle w:val="11"/>
         <w:widowControl w:val="0"/>
-        <w:numPr>
-          <w:ilvl w:val="1"/>
-          <w:numId w:val="1"/>
-        </w:numPr>
         <w:autoSpaceDE w:val="0"/>
         <w:autoSpaceDN w:val="0"/>
         <w:adjustRightInd w:val="0"/>
@@ -3176,6 +2673,22 @@
           <w:sz w:val="24"/>
           <w:szCs w:val="24"/>
         </w:rPr>
+        <w:t>2.15.</w:t>
+      </w:r>
+      <w:r>
+        <w:rPr>
+          <w:rFonts w:ascii="Times New Roman" w:hAnsi="Times New Roman" w:cs="Times New Roman"/>
+          <w:sz w:val="24"/>
+          <w:szCs w:val="24"/>
+        </w:rPr>
+        <w:tab/>
+      </w:r>
+      <w:r>
+        <w:rPr>
+          <w:rFonts w:ascii="Times New Roman" w:hAnsi="Times New Roman" w:cs="Times New Roman"/>
+          <w:sz w:val="24"/>
+          <w:szCs w:val="24"/>
+        </w:rPr>
         <w:t>В случае возникновения расхождений между расчётами Концессионера и</w:t>
       </w:r>
       <w:r>
@@ -3186,23 +2699,13 @@
         </w:rPr>
         <w:t> </w:t>
       </w:r>
-      <w:proofErr w:type="spellStart"/>
-      <w:r>
-        <w:rPr>
-          <w:rFonts w:ascii="Times New Roman" w:hAnsi="Times New Roman" w:cs="Times New Roman"/>
-          <w:sz w:val="24"/>
-          <w:szCs w:val="24"/>
-        </w:rPr>
-        <w:t>Концедента</w:t>
-      </w:r>
-      <w:proofErr w:type="spellEnd"/>
-      <w:r>
-        <w:rPr>
-          <w:rFonts w:ascii="Times New Roman" w:hAnsi="Times New Roman" w:cs="Times New Roman"/>
-          <w:sz w:val="24"/>
-          <w:szCs w:val="24"/>
-        </w:rPr>
-        <w:t xml:space="preserve"> более чем на 5% от суммы за расчётный квартал, каждая из Сторон вправе инициировать совместную сверку и/или независимую проверку расчётов.</w:t>
+      <w:r>
+        <w:rPr>
+          <w:rFonts w:ascii="Times New Roman" w:hAnsi="Times New Roman" w:cs="Times New Roman"/>
+          <w:sz w:val="24"/>
+          <w:szCs w:val="24"/>
+        </w:rPr>
+        <w:t>Концедента более чем на 5% от суммы за расчётный квартал, каждая из Сторон вправе инициировать совместную сверку и/или независимую проверку расчётов.</w:t>
       </w:r>
     </w:p>
     <w:p>
@@ -3227,25 +2730,7 @@
           <w:sz w:val="24"/>
           <w:szCs w:val="24"/>
         </w:rPr>
-        <w:t xml:space="preserve">До завершения проверки </w:t>
-      </w:r>
-      <w:proofErr w:type="spellStart"/>
-      <w:r>
-        <w:rPr>
-          <w:rFonts w:ascii="Times New Roman" w:hAnsi="Times New Roman" w:cs="Times New Roman"/>
-          <w:sz w:val="24"/>
-          <w:szCs w:val="24"/>
-        </w:rPr>
-        <w:t>Концедент</w:t>
-      </w:r>
-      <w:proofErr w:type="spellEnd"/>
-      <w:r>
-        <w:rPr>
-          <w:rFonts w:ascii="Times New Roman" w:hAnsi="Times New Roman" w:cs="Times New Roman"/>
-          <w:sz w:val="24"/>
-          <w:szCs w:val="24"/>
-        </w:rPr>
-        <w:t xml:space="preserve"> обязан произвести оплату неоспариваемой части Платы</w:t>
+        <w:t>До завершения проверки Концедент обязан произвести оплату неоспариваемой части Платы</w:t>
       </w:r>
       <w:r>
         <w:rPr>
@@ -3606,8 +3091,6 @@
               </w:rPr>
               <w:t>УРБАНТЕХ СЕВЕРО-ЗАПАД</w:t>
             </w:r>
-            <w:bookmarkStart w:id="9" w:name="_GoBack"/>
-            <w:bookmarkEnd w:id="9"/>
             <w:r>
               <w:rPr>
                 <w:sz w:val="24"/>
@@ -3675,23 +3158,13 @@
               </w:rPr>
               <w:t>_______________ /</w:t>
             </w:r>
-            <w:proofErr w:type="spellStart"/>
             <w:r>
               <w:rPr>
                 <w:sz w:val="24"/>
                 <w:szCs w:val="24"/>
                 <w:lang w:val="ru-RU"/>
               </w:rPr>
-              <w:t>Даварский</w:t>
-            </w:r>
-            <w:proofErr w:type="spellEnd"/>
-            <w:r>
-              <w:rPr>
-                <w:sz w:val="24"/>
-                <w:szCs w:val="24"/>
-                <w:lang w:val="ru-RU"/>
-              </w:rPr>
-              <w:t xml:space="preserve"> А.О.</w:t>
+              <w:t>Даварский А.О.</w:t>
             </w:r>
             <w:r>
               <w:rPr>
@@ -3735,7 +3208,7 @@
 </file>
 
 <file path=word/endnotes.xml><?xml version="1.0" encoding="utf-8"?>
-<w:endnotes xmlns:wpc="http://schemas.microsoft.com/office/word/2010/wordprocessingCanvas" xmlns:mc="http://schemas.openxmlformats.org/markup-compatibility/2006" xmlns:o="urn:schemas-microsoft-com:office:office" xmlns:r="http://schemas.openxmlformats.org/officeDocument/2006/relationships" xmlns:m="http://schemas.openxmlformats.org/officeDocument/2006/math" xmlns:v="urn:schemas-microsoft-com:vml" xmlns:wp14="http://schemas.microsoft.com/office/word/2010/wordprocessingDrawing" xmlns:wp="http://schemas.openxmlformats.org/drawingml/2006/wordprocessingDrawing" xmlns:w10="urn:schemas-microsoft-com:office:word" xmlns:w="http://schemas.openxmlformats.org/wordprocessingml/2006/main" xmlns:w14="http://schemas.microsoft.com/office/word/2010/wordml" xmlns:w15="http://schemas.microsoft.com/office/word/2012/wordml" xmlns:wpg="http://schemas.microsoft.com/office/word/2010/wordprocessingGroup" xmlns:wpi="http://schemas.microsoft.com/office/word/2010/wordprocessingInk" xmlns:wne="http://schemas.microsoft.com/office/word/2006/wordml" xmlns:wps="http://schemas.microsoft.com/office/word/2010/wordprocessingShape" mc:Ignorable="w14 w15 wp14">
+<w:endnotes xmlns:wpc="http://schemas.microsoft.com/office/word/2010/wordprocessingCanvas" xmlns:cx="http://schemas.microsoft.com/office/drawing/2014/chartex" xmlns:cx1="http://schemas.microsoft.com/office/drawing/2015/9/8/chartex" xmlns:cx2="http://schemas.microsoft.com/office/drawing/2015/10/21/chartex" xmlns:cx3="http://schemas.microsoft.com/office/drawing/2016/5/9/chartex" xmlns:cx4="http://schemas.microsoft.com/office/drawing/2016/5/10/chartex" xmlns:cx5="http://schemas.microsoft.com/office/drawing/2016/5/11/chartex" xmlns:cx6="http://schemas.microsoft.com/office/drawing/2016/5/12/chartex" xmlns:cx7="http://schemas.microsoft.com/office/drawing/2016/5/13/chartex" xmlns:cx8="http://schemas.microsoft.com/office/drawing/2016/5/14/chartex" xmlns:mc="http://schemas.openxmlformats.org/markup-compatibility/2006" xmlns:aink="http://schemas.microsoft.com/office/drawing/2016/ink" xmlns:am3d="http://schemas.microsoft.com/office/drawing/2017/model3d" xmlns:o="urn:schemas-microsoft-com:office:office" xmlns:oel="http://schemas.microsoft.com/office/2019/extlst" xmlns:r="http://schemas.openxmlformats.org/officeDocument/2006/relationships" xmlns:m="http://schemas.openxmlformats.org/officeDocument/2006/math" xmlns:v="urn:schemas-microsoft-com:vml" xmlns:wp14="http://schemas.microsoft.com/office/word/2010/wordprocessingDrawing" xmlns:wp="http://schemas.openxmlformats.org/drawingml/2006/wordprocessingDrawing" xmlns:w10="urn:schemas-microsoft-com:office:word" xmlns:w="http://schemas.openxmlformats.org/wordprocessingml/2006/main" xmlns:w14="http://schemas.microsoft.com/office/word/2010/wordml" xmlns:w15="http://schemas.microsoft.com/office/word/2012/wordml" xmlns:w16cex="http://schemas.microsoft.com/office/word/2018/wordml/cex" xmlns:w16cid="http://schemas.microsoft.com/office/word/2016/wordml/cid" xmlns:w16="http://schemas.microsoft.com/office/word/2018/wordml" xmlns:w16du="http://schemas.microsoft.com/office/word/2023/wordml/word16du" xmlns:w16sdtdh="http://schemas.microsoft.com/office/word/2020/wordml/sdtdatahash" xmlns:w16sdtfl="http://schemas.microsoft.com/office/word/2024/wordml/sdtformatlock" xmlns:w16se="http://schemas.microsoft.com/office/word/2015/wordml/symex" xmlns:wpg="http://schemas.microsoft.com/office/word/2010/wordprocessingGroup" xmlns:wpi="http://schemas.microsoft.com/office/word/2010/wordprocessingInk" xmlns:wne="http://schemas.microsoft.com/office/word/2006/wordml" xmlns:wps="http://schemas.microsoft.com/office/word/2010/wordprocessingShape" mc:Ignorable="w14 w15 w16se w16cid w16 w16cex w16sdtdh w16sdtfl w16du wp14">
   <w:endnote w:type="separator" w:id="-1">
     <w:p>
       <w:r>
@@ -3754,7 +3227,7 @@
 </file>
 
 <file path=word/footer1.xml><?xml version="1.0" encoding="utf-8"?>
-<w:ftr xmlns:wpc="http://schemas.microsoft.com/office/word/2010/wordprocessingCanvas" xmlns:mc="http://schemas.openxmlformats.org/markup-compatibility/2006" xmlns:o="urn:schemas-microsoft-com:office:office" xmlns:r="http://schemas.openxmlformats.org/officeDocument/2006/relationships" xmlns:m="http://schemas.openxmlformats.org/officeDocument/2006/math" xmlns:v="urn:schemas-microsoft-com:vml" xmlns:wp14="http://schemas.microsoft.com/office/word/2010/wordprocessingDrawing" xmlns:wp="http://schemas.openxmlformats.org/drawingml/2006/wordprocessingDrawing" xmlns:w10="urn:schemas-microsoft-com:office:word" xmlns:w="http://schemas.openxmlformats.org/wordprocessingml/2006/main" xmlns:w14="http://schemas.microsoft.com/office/word/2010/wordml" xmlns:w15="http://schemas.microsoft.com/office/word/2012/wordml" xmlns:wpg="http://schemas.microsoft.com/office/word/2010/wordprocessingGroup" xmlns:wpi="http://schemas.microsoft.com/office/word/2010/wordprocessingInk" xmlns:wne="http://schemas.microsoft.com/office/word/2006/wordml" xmlns:wps="http://schemas.microsoft.com/office/word/2010/wordprocessingShape" mc:Ignorable="w14 w15 wp14">
+<w:ftr xmlns:wpc="http://schemas.microsoft.com/office/word/2010/wordprocessingCanvas" xmlns:cx="http://schemas.microsoft.com/office/drawing/2014/chartex" xmlns:cx1="http://schemas.microsoft.com/office/drawing/2015/9/8/chartex" xmlns:cx2="http://schemas.microsoft.com/office/drawing/2015/10/21/chartex" xmlns:cx3="http://schemas.microsoft.com/office/drawing/2016/5/9/chartex" xmlns:cx4="http://schemas.microsoft.com/office/drawing/2016/5/10/chartex" xmlns:cx5="http://schemas.microsoft.com/office/drawing/2016/5/11/chartex" xmlns:cx6="http://schemas.microsoft.com/office/drawing/2016/5/12/chartex" xmlns:cx7="http://schemas.microsoft.com/office/drawing/2016/5/13/chartex" xmlns:cx8="http://schemas.microsoft.com/office/drawing/2016/5/14/chartex" xmlns:mc="http://schemas.openxmlformats.org/markup-compatibility/2006" xmlns:aink="http://schemas.microsoft.com/office/drawing/2016/ink" xmlns:am3d="http://schemas.microsoft.com/office/drawing/2017/model3d" xmlns:o="urn:schemas-microsoft-com:office:office" xmlns:oel="http://schemas.microsoft.com/office/2019/extlst" xmlns:r="http://schemas.openxmlformats.org/officeDocument/2006/relationships" xmlns:m="http://schemas.openxmlformats.org/officeDocument/2006/math" xmlns:v="urn:schemas-microsoft-com:vml" xmlns:wp14="http://schemas.microsoft.com/office/word/2010/wordprocessingDrawing" xmlns:wp="http://schemas.openxmlformats.org/drawingml/2006/wordprocessingDrawing" xmlns:w10="urn:schemas-microsoft-com:office:word" xmlns:w="http://schemas.openxmlformats.org/wordprocessingml/2006/main" xmlns:w14="http://schemas.microsoft.com/office/word/2010/wordml" xmlns:w15="http://schemas.microsoft.com/office/word/2012/wordml" xmlns:w16cex="http://schemas.microsoft.com/office/word/2018/wordml/cex" xmlns:w16cid="http://schemas.microsoft.com/office/word/2016/wordml/cid" xmlns:w16="http://schemas.microsoft.com/office/word/2018/wordml" xmlns:w16du="http://schemas.microsoft.com/office/word/2023/wordml/word16du" xmlns:w16sdtdh="http://schemas.microsoft.com/office/word/2020/wordml/sdtdatahash" xmlns:w16sdtfl="http://schemas.microsoft.com/office/word/2024/wordml/sdtformatlock" xmlns:w16se="http://schemas.microsoft.com/office/word/2015/wordml/symex" xmlns:wpg="http://schemas.microsoft.com/office/word/2010/wordprocessingGroup" xmlns:wpi="http://schemas.microsoft.com/office/word/2010/wordprocessingInk" xmlns:wne="http://schemas.microsoft.com/office/word/2006/wordml" xmlns:wps="http://schemas.microsoft.com/office/word/2010/wordprocessingShape" mc:Ignorable="w14 w15 w16se w16cid w16 w16cex w16sdtdh w16sdtfl w16du wp14">
   <w:sdt>
     <w:sdtPr>
       <w:id w:val="1711691084"/>
@@ -3801,7 +3274,7 @@
 </file>
 
 <file path=word/footnotes.xml><?xml version="1.0" encoding="utf-8"?>
-<w:footnotes xmlns:wpc="http://schemas.microsoft.com/office/word/2010/wordprocessingCanvas" xmlns:mc="http://schemas.openxmlformats.org/markup-compatibility/2006" xmlns:o="urn:schemas-microsoft-com:office:office" xmlns:r="http://schemas.openxmlformats.org/officeDocument/2006/relationships" xmlns:m="http://schemas.openxmlformats.org/officeDocument/2006/math" xmlns:v="urn:schemas-microsoft-com:vml" xmlns:wp14="http://schemas.microsoft.com/office/word/2010/wordprocessingDrawing" xmlns:wp="http://schemas.openxmlformats.org/drawingml/2006/wordprocessingDrawing" xmlns:w10="urn:schemas-microsoft-com:office:word" xmlns:w="http://schemas.openxmlformats.org/wordprocessingml/2006/main" xmlns:w14="http://schemas.microsoft.com/office/word/2010/wordml" xmlns:w15="http://schemas.microsoft.com/office/word/2012/wordml" xmlns:wpg="http://schemas.microsoft.com/office/word/2010/wordprocessingGroup" xmlns:wpi="http://schemas.microsoft.com/office/word/2010/wordprocessingInk" xmlns:wne="http://schemas.microsoft.com/office/word/2006/wordml" xmlns:wps="http://schemas.microsoft.com/office/word/2010/wordprocessingShape" mc:Ignorable="w14 w15 wp14">
+<w:footnotes xmlns:wpc="http://schemas.microsoft.com/office/word/2010/wordprocessingCanvas" xmlns:cx="http://schemas.microsoft.com/office/drawing/2014/chartex" xmlns:cx1="http://schemas.microsoft.com/office/drawing/2015/9/8/chartex" xmlns:cx2="http://schemas.microsoft.com/office/drawing/2015/10/21/chartex" xmlns:cx3="http://schemas.microsoft.com/office/drawing/2016/5/9/chartex" xmlns:cx4="http://schemas.microsoft.com/office/drawing/2016/5/10/chartex" xmlns:cx5="http://schemas.microsoft.com/office/drawing/2016/5/11/chartex" xmlns:cx6="http://schemas.microsoft.com/office/drawing/2016/5/12/chartex" xmlns:cx7="http://schemas.microsoft.com/office/drawing/2016/5/13/chartex" xmlns:cx8="http://schemas.microsoft.com/office/drawing/2016/5/14/chartex" xmlns:mc="http://schemas.openxmlformats.org/markup-compatibility/2006" xmlns:aink="http://schemas.microsoft.com/office/drawing/2016/ink" xmlns:am3d="http://schemas.microsoft.com/office/drawing/2017/model3d" xmlns:o="urn:schemas-microsoft-com:office:office" xmlns:oel="http://schemas.microsoft.com/office/2019/extlst" xmlns:r="http://schemas.openxmlformats.org/officeDocument/2006/relationships" xmlns:m="http://schemas.openxmlformats.org/officeDocument/2006/math" xmlns:v="urn:schemas-microsoft-com:vml" xmlns:wp14="http://schemas.microsoft.com/office/word/2010/wordprocessingDrawing" xmlns:wp="http://schemas.openxmlformats.org/drawingml/2006/wordprocessingDrawing" xmlns:w10="urn:schemas-microsoft-com:office:word" xmlns:w="http://schemas.openxmlformats.org/wordprocessingml/2006/main" xmlns:w14="http://schemas.microsoft.com/office/word/2010/wordml" xmlns:w15="http://schemas.microsoft.com/office/word/2012/wordml" xmlns:w16cex="http://schemas.microsoft.com/office/word/2018/wordml/cex" xmlns:w16cid="http://schemas.microsoft.com/office/word/2016/wordml/cid" xmlns:w16="http://schemas.microsoft.com/office/word/2018/wordml" xmlns:w16du="http://schemas.microsoft.com/office/word/2023/wordml/word16du" xmlns:w16sdtdh="http://schemas.microsoft.com/office/word/2020/wordml/sdtdatahash" xmlns:w16sdtfl="http://schemas.microsoft.com/office/word/2024/wordml/sdtformatlock" xmlns:w16se="http://schemas.microsoft.com/office/word/2015/wordml/symex" xmlns:wpg="http://schemas.microsoft.com/office/word/2010/wordprocessingGroup" xmlns:wpi="http://schemas.microsoft.com/office/word/2010/wordprocessingInk" xmlns:wne="http://schemas.microsoft.com/office/word/2006/wordml" xmlns:wps="http://schemas.microsoft.com/office/word/2010/wordprocessingShape" mc:Ignorable="w14 w15 w16se w16cid w16 w16cex w16sdtdh w16sdtfl w16du wp14">
   <w:footnote w:type="separator" w:id="-1">
     <w:p>
       <w:r>
@@ -3820,7 +3293,7 @@
 </file>
 
 <file path=word/numbering.xml><?xml version="1.0" encoding="utf-8"?>
-<w:numbering xmlns:wpc="http://schemas.microsoft.com/office/word/2010/wordprocessingCanvas" xmlns:mc="http://schemas.openxmlformats.org/markup-compatibility/2006" xmlns:o="urn:schemas-microsoft-com:office:office" xmlns:r="http://schemas.openxmlformats.org/officeDocument/2006/relationships" xmlns:m="http://schemas.openxmlformats.org/officeDocument/2006/math" xmlns:v="urn:schemas-microsoft-com:vml" xmlns:wp14="http://schemas.microsoft.com/office/word/2010/wordprocessingDrawing" xmlns:wp="http://schemas.openxmlformats.org/drawingml/2006/wordprocessingDrawing" xmlns:w10="urn:schemas-microsoft-com:office:word" xmlns:w="http://schemas.openxmlformats.org/wordprocessingml/2006/main" xmlns:w14="http://schemas.microsoft.com/office/word/2010/wordml" xmlns:w15="http://schemas.microsoft.com/office/word/2012/wordml" xmlns:wpg="http://schemas.microsoft.com/office/word/2010/wordprocessingGroup" xmlns:wpi="http://schemas.microsoft.com/office/word/2010/wordprocessingInk" xmlns:wne="http://schemas.microsoft.com/office/word/2006/wordml" xmlns:wps="http://schemas.microsoft.com/office/word/2010/wordprocessingShape" mc:Ignorable="w14 w15 wp14">
+<w:numbering xmlns:wpc="http://schemas.microsoft.com/office/word/2010/wordprocessingCanvas" xmlns:cx="http://schemas.microsoft.com/office/drawing/2014/chartex" xmlns:cx1="http://schemas.microsoft.com/office/drawing/2015/9/8/chartex" xmlns:cx2="http://schemas.microsoft.com/office/drawing/2015/10/21/chartex" xmlns:cx3="http://schemas.microsoft.com/office/drawing/2016/5/9/chartex" xmlns:cx4="http://schemas.microsoft.com/office/drawing/2016/5/10/chartex" xmlns:cx5="http://schemas.microsoft.com/office/drawing/2016/5/11/chartex" xmlns:cx6="http://schemas.microsoft.com/office/drawing/2016/5/12/chartex" xmlns:cx7="http://schemas.microsoft.com/office/drawing/2016/5/13/chartex" xmlns:cx8="http://schemas.microsoft.com/office/drawing/2016/5/14/chartex" xmlns:mc="http://schemas.openxmlformats.org/markup-compatibility/2006" xmlns:aink="http://schemas.microsoft.com/office/drawing/2016/ink" xmlns:am3d="http://schemas.microsoft.com/office/drawing/2017/model3d" xmlns:o="urn:schemas-microsoft-com:office:office" xmlns:oel="http://schemas.microsoft.com/office/2019/extlst" xmlns:r="http://schemas.openxmlformats.org/officeDocument/2006/relationships" xmlns:m="http://schemas.openxmlformats.org/officeDocument/2006/math" xmlns:v="urn:schemas-microsoft-com:vml" xmlns:wp14="http://schemas.microsoft.com/office/word/2010/wordprocessingDrawing" xmlns:wp="http://schemas.openxmlformats.org/drawingml/2006/wordprocessingDrawing" xmlns:w10="urn:schemas-microsoft-com:office:word" xmlns:w="http://schemas.openxmlformats.org/wordprocessingml/2006/main" xmlns:w14="http://schemas.microsoft.com/office/word/2010/wordml" xmlns:w15="http://schemas.microsoft.com/office/word/2012/wordml" xmlns:w16cex="http://schemas.microsoft.com/office/word/2018/wordml/cex" xmlns:w16cid="http://schemas.microsoft.com/office/word/2016/wordml/cid" xmlns:w16="http://schemas.microsoft.com/office/word/2018/wordml" xmlns:w16du="http://schemas.microsoft.com/office/word/2023/wordml/word16du" xmlns:w16sdtdh="http://schemas.microsoft.com/office/word/2020/wordml/sdtdatahash" xmlns:w16sdtfl="http://schemas.microsoft.com/office/word/2024/wordml/sdtformatlock" xmlns:w16se="http://schemas.microsoft.com/office/word/2015/wordml/symex" xmlns:wpg="http://schemas.microsoft.com/office/word/2010/wordprocessingGroup" xmlns:wpi="http://schemas.microsoft.com/office/word/2010/wordprocessingInk" xmlns:wne="http://schemas.microsoft.com/office/word/2006/wordml" xmlns:wps="http://schemas.microsoft.com/office/word/2010/wordprocessingShape" mc:Ignorable="w14 w15 w16se w16cid w16 w16cex w16sdtdh w16sdtfl w16du wp14">
   <w:abstractNum w:abstractNumId="0" w15:restartNumberingAfterBreak="0">
     <w:nsid w:val="05856CB4"/>
     <w:multiLevelType w:val="hybridMultilevel"/>
@@ -4306,26 +3779,26 @@
       </w:pPr>
     </w:lvl>
   </w:abstractNum>
-  <w:num w:numId="1">
+  <w:num w:numId="1" w16cid:durableId="1056274268">
     <w:abstractNumId w:val="3"/>
   </w:num>
-  <w:num w:numId="2">
+  <w:num w:numId="2" w16cid:durableId="413092916">
     <w:abstractNumId w:val="2"/>
   </w:num>
-  <w:num w:numId="3">
+  <w:num w:numId="3" w16cid:durableId="941844615">
     <w:abstractNumId w:val="0"/>
   </w:num>
-  <w:num w:numId="4">
+  <w:num w:numId="4" w16cid:durableId="1628047359">
     <w:abstractNumId w:val="1"/>
   </w:num>
-  <w:num w:numId="5">
+  <w:num w:numId="5" w16cid:durableId="873470362">
     <w:abstractNumId w:val="4"/>
   </w:num>
 </w:numbering>
 </file>
 
 <file path=word/styles.xml><?xml version="1.0" encoding="utf-8"?>
-<w:styles xmlns:mc="http://schemas.openxmlformats.org/markup-compatibility/2006" xmlns:r="http://schemas.openxmlformats.org/officeDocument/2006/relationships" xmlns:w="http://schemas.openxmlformats.org/wordprocessingml/2006/main" xmlns:w14="http://schemas.microsoft.com/office/word/2010/wordml" xmlns:w15="http://schemas.microsoft.com/office/word/2012/wordml" mc:Ignorable="w14 w15">
+<w:styles xmlns:mc="http://schemas.openxmlformats.org/markup-compatibility/2006" xmlns:r="http://schemas.openxmlformats.org/officeDocument/2006/relationships" xmlns:w="http://schemas.openxmlformats.org/wordprocessingml/2006/main" xmlns:w14="http://schemas.microsoft.com/office/word/2010/wordml" xmlns:w15="http://schemas.microsoft.com/office/word/2012/wordml" xmlns:w16cex="http://schemas.microsoft.com/office/word/2018/wordml/cex" xmlns:w16cid="http://schemas.microsoft.com/office/word/2016/wordml/cid" xmlns:w16="http://schemas.microsoft.com/office/word/2018/wordml" xmlns:w16du="http://schemas.microsoft.com/office/word/2023/wordml/word16du" xmlns:w16sdtdh="http://schemas.microsoft.com/office/word/2020/wordml/sdtdatahash" xmlns:w16sdtfl="http://schemas.microsoft.com/office/word/2024/wordml/sdtformatlock" xmlns:w16se="http://schemas.microsoft.com/office/word/2015/wordml/symex" mc:Ignorable="w14 w15 w16se w16cid w16 w16cex w16sdtdh w16sdtfl w16du">
   <w:docDefaults>
     <w:rPrDefault>
       <w:rPr>
@@ -4341,7 +3814,7 @@
       </w:pPr>
     </w:pPrDefault>
   </w:docDefaults>
-  <w:latentStyles w:defLockedState="0" w:defUIPriority="99" w:defSemiHidden="0" w:defUnhideWhenUsed="0" w:defQFormat="0" w:count="371">
+  <w:latentStyles w:defLockedState="0" w:defUIPriority="99" w:defSemiHidden="0" w:defUnhideWhenUsed="0" w:defQFormat="0" w:count="376">
     <w:lsdException w:name="Normal" w:uiPriority="0" w:qFormat="1"/>
     <w:lsdException w:name="heading 1" w:uiPriority="9" w:qFormat="1"/>
     <w:lsdException w:name="heading 2" w:semiHidden="1" w:uiPriority="9" w:unhideWhenUsed="1" w:qFormat="1"/>
@@ -4713,6 +4186,11 @@
     <w:lsdException w:name="List Table 5 Dark Accent 6" w:uiPriority="50"/>
     <w:lsdException w:name="List Table 6 Colorful Accent 6" w:uiPriority="51"/>
     <w:lsdException w:name="List Table 7 Colorful Accent 6" w:uiPriority="52"/>
+    <w:lsdException w:name="Mention" w:semiHidden="1" w:unhideWhenUsed="1"/>
+    <w:lsdException w:name="Smart Hyperlink" w:semiHidden="1" w:unhideWhenUsed="1"/>
+    <w:lsdException w:name="Hashtag" w:semiHidden="1" w:unhideWhenUsed="1"/>
+    <w:lsdException w:name="Unresolved Mention" w:semiHidden="1" w:unhideWhenUsed="1"/>
+    <w:lsdException w:name="Smart Link" w:semiHidden="1" w:unhideWhenUsed="1"/>
   </w:latentStyles>
   <w:style w:type="paragraph" w:default="1" w:styleId="a">
     <w:name w:val="Normal"/>
